--- a/project/Reflection Report.docx
+++ b/project/Reflection Report.docx
@@ -425,14 +425,9 @@
         </w:rPr>
         <w:t>3. Evaluation Results from </w:t>
       </w:r>
-      <w:hyperlink r:id="rId5" w:history="1">
-        <w:r>
-          <w:rPr>
-            <w:rStyle w:val="Hyperlink"/>
-          </w:rPr>
-          <w:t>test_results.csv</w:t>
-        </w:r>
-      </w:hyperlink>
+      <w:r>
+        <w:t>test_results.csv</w:t>
+      </w:r>
     </w:p>
     <w:p>
       <w:r>
@@ -1110,7 +1105,7 @@
         <w:rPr>
           <w:noProof/>
         </w:rPr>
-        <w:pict w14:anchorId="2874D3A9">
+        <w:pict w14:anchorId="3971DED0">
           <v:rect id="_x0000_i1025" alt="" style="width:468pt;height:.05pt;mso-width-percent:0;mso-height-percent:0;mso-width-percent:0;mso-height-percent:0" o:hralign="center" o:hrstd="t" o:hr="t" fillcolor="#a0a0a0" stroked="f"/>
         </w:pict>
       </w:r>
@@ -1168,7 +1163,7 @@
                     <pic:cNvPicPr/>
                   </pic:nvPicPr>
                   <pic:blipFill>
-                    <a:blip r:embed="rId6">
+                    <a:blip r:embed="rId5">
                       <a:extLst>
                         <a:ext uri="{28A0092B-C50C-407E-A947-70E740481C1C}">
                           <a14:useLocalDpi xmlns:a14="http://schemas.microsoft.com/office/drawing/2010/main" val="0"/>

--- a/project/Reflection Report.docx
+++ b/project/Reflection Report.docx
@@ -34,20 +34,19 @@
           <w:b/>
           <w:bCs/>
         </w:rPr>
-        <w:t>1. Project Architecture and Agent Roles</w:t>
-      </w:r>
-    </w:p>
-    <w:p>
-      <w:r>
-        <w:t>This project is built around a modular multi-agent system with a clear separation of responsibilities:</w:t>
+        <w:t>Agent Roles</w:t>
       </w:r>
     </w:p>
     <w:p>
       <w:pPr>
         <w:numPr>
           <w:ilvl w:val="0"/>
-          <w:numId w:val="1"/>
-        </w:numPr>
+          <w:numId w:val="6"/>
+        </w:numPr>
+        <w:rPr>
+          <w:b/>
+          <w:bCs/>
+        </w:rPr>
       </w:pPr>
       <w:r>
         <w:rPr>
@@ -61,41 +60,45 @@
       <w:pPr>
         <w:numPr>
           <w:ilvl w:val="1"/>
-          <w:numId w:val="1"/>
-        </w:numPr>
-      </w:pPr>
-      <w:r>
-        <w:t>Role: central coordinator.</w:t>
-      </w:r>
-    </w:p>
-    <w:p>
-      <w:pPr>
-        <w:numPr>
-          <w:ilvl w:val="1"/>
-          <w:numId w:val="1"/>
-        </w:numPr>
-      </w:pPr>
-      <w:r>
-        <w:t>Decision-making: receives each incoming request, analyzes intent and context, and routes the task to the appropriate sub-agent.</w:t>
-      </w:r>
-    </w:p>
-    <w:p>
-      <w:pPr>
-        <w:numPr>
-          <w:ilvl w:val="1"/>
-          <w:numId w:val="1"/>
-        </w:numPr>
-      </w:pPr>
-      <w:r>
-        <w:t>Rationale: keeps the decision logic separate from domain execution and makes the whole system easier to extend.</w:t>
+          <w:numId w:val="6"/>
+        </w:numPr>
+      </w:pPr>
+      <w:r>
+        <w:t>Acts as the central coordinator.</w:t>
+      </w:r>
+    </w:p>
+    <w:p>
+      <w:pPr>
+        <w:numPr>
+          <w:ilvl w:val="1"/>
+          <w:numId w:val="6"/>
+        </w:numPr>
+      </w:pPr>
+      <w:r>
+        <w:t>Receives customer requests, selects the right sub-agent, and synthesizes the final customer response.</w:t>
+      </w:r>
+    </w:p>
+    <w:p>
+      <w:pPr>
+        <w:numPr>
+          <w:ilvl w:val="1"/>
+          <w:numId w:val="6"/>
+        </w:numPr>
+      </w:pPr>
+      <w:r>
+        <w:t>Ensures responses stay customer-facing, polite, and free of raw internal data.</w:t>
       </w:r>
     </w:p>
     <w:p>
       <w:pPr>
         <w:numPr>
           <w:ilvl w:val="0"/>
-          <w:numId w:val="1"/>
-        </w:numPr>
+          <w:numId w:val="6"/>
+        </w:numPr>
+        <w:rPr>
+          <w:b/>
+          <w:bCs/>
+        </w:rPr>
       </w:pPr>
       <w:r>
         <w:rPr>
@@ -109,38 +112,230 @@
       <w:pPr>
         <w:numPr>
           <w:ilvl w:val="1"/>
-          <w:numId w:val="1"/>
-        </w:numPr>
-      </w:pPr>
-      <w:r>
-        <w:t>Role: manage sales-related actions and financial recording.</w:t>
-      </w:r>
-    </w:p>
-    <w:p>
-      <w:pPr>
-        <w:numPr>
-          <w:ilvl w:val="1"/>
-          <w:numId w:val="1"/>
-        </w:numPr>
-      </w:pPr>
-      <w:r>
-        <w:t>Tools: </w:t>
-      </w:r>
+          <w:numId w:val="6"/>
+        </w:numPr>
+      </w:pPr>
+      <w:r>
+        <w:t>Handles sales workflows and financial logic.</w:t>
+      </w:r>
+    </w:p>
+    <w:p>
+      <w:pPr>
+        <w:numPr>
+          <w:ilvl w:val="1"/>
+          <w:numId w:val="6"/>
+        </w:numPr>
+      </w:pPr>
+      <w:r>
+        <w:t>Uses </w:t>
+      </w:r>
+      <w:proofErr w:type="spellStart"/>
       <w:r>
         <w:t>CreateTransactionTool</w:t>
       </w:r>
+      <w:proofErr w:type="spellEnd"/>
       <w:r>
         <w:t>, </w:t>
       </w:r>
+      <w:proofErr w:type="spellStart"/>
+      <w:r>
+        <w:t>CashB</w:t>
+      </w:r>
+      <w:r>
+        <w:t>a</w:t>
+      </w:r>
+      <w:r>
+        <w:t>lanceTool</w:t>
+      </w:r>
+      <w:proofErr w:type="spellEnd"/>
+      <w:r>
+        <w:t>, and </w:t>
+      </w:r>
+      <w:proofErr w:type="spellStart"/>
+      <w:r>
+        <w:t>FinancialReportTool</w:t>
+      </w:r>
+      <w:proofErr w:type="spellEnd"/>
+      <w:r>
+        <w:t>.</w:t>
+      </w:r>
+    </w:p>
+    <w:p>
+      <w:pPr>
+        <w:numPr>
+          <w:ilvl w:val="1"/>
+          <w:numId w:val="6"/>
+        </w:numPr>
+      </w:pPr>
+      <w:r>
+        <w:t>Responsible for checking budget availability and determining whether a sales transaction can proceed.</w:t>
+      </w:r>
+    </w:p>
+    <w:p>
+      <w:pPr>
+        <w:numPr>
+          <w:ilvl w:val="0"/>
+          <w:numId w:val="6"/>
+        </w:numPr>
+        <w:rPr>
+          <w:b/>
+          <w:bCs/>
+        </w:rPr>
+      </w:pPr>
+      <w:r>
+        <w:rPr>
+          <w:b/>
+          <w:bCs/>
+        </w:rPr>
+        <w:t>Inventory Management Agent</w:t>
+      </w:r>
+    </w:p>
+    <w:p>
+      <w:pPr>
+        <w:numPr>
+          <w:ilvl w:val="1"/>
+          <w:numId w:val="6"/>
+        </w:numPr>
+      </w:pPr>
+      <w:r>
+        <w:t>Manages stock availability, restocking, and lead-time evaluation.</w:t>
+      </w:r>
+    </w:p>
+    <w:p>
+      <w:pPr>
+        <w:numPr>
+          <w:ilvl w:val="1"/>
+          <w:numId w:val="6"/>
+        </w:numPr>
+      </w:pPr>
+      <w:r>
+        <w:t>Uses </w:t>
+      </w:r>
+      <w:proofErr w:type="spellStart"/>
+      <w:r>
+        <w:t>InventoryStatusTool</w:t>
+      </w:r>
+      <w:proofErr w:type="spellEnd"/>
+      <w:r>
+        <w:t>, </w:t>
+      </w:r>
+      <w:proofErr w:type="spellStart"/>
+      <w:r>
+        <w:t>Sto</w:t>
+      </w:r>
+      <w:r>
+        <w:t>c</w:t>
+      </w:r>
+      <w:r>
+        <w:t>kLevelTool</w:t>
+      </w:r>
+      <w:proofErr w:type="spellEnd"/>
+      <w:r>
+        <w:t>, </w:t>
+      </w:r>
+      <w:proofErr w:type="spellStart"/>
+      <w:r>
+        <w:t>CreateTransactionTool</w:t>
+      </w:r>
+      <w:proofErr w:type="spellEnd"/>
+      <w:r>
+        <w:t>, and </w:t>
+      </w:r>
+      <w:proofErr w:type="spellStart"/>
+      <w:r>
+        <w:t>SupplierDeliveryTool</w:t>
+      </w:r>
+      <w:proofErr w:type="spellEnd"/>
+      <w:r>
+        <w:t>.</w:t>
+      </w:r>
+    </w:p>
+    <w:p>
+      <w:pPr>
+        <w:numPr>
+          <w:ilvl w:val="1"/>
+          <w:numId w:val="6"/>
+        </w:numPr>
+      </w:pPr>
+      <w:r>
+        <w:t>Ensures enough inventory exists and that orders meet supplier lead-time requirements before allowing a create transaction attempt.</w:t>
+      </w:r>
+    </w:p>
+    <w:p>
+      <w:pPr>
+        <w:numPr>
+          <w:ilvl w:val="0"/>
+          <w:numId w:val="6"/>
+        </w:numPr>
+        <w:rPr>
+          <w:b/>
+          <w:bCs/>
+        </w:rPr>
+      </w:pPr>
+      <w:r>
+        <w:rPr>
+          <w:b/>
+          <w:bCs/>
+        </w:rPr>
+        <w:t>Quote Agent</w:t>
+      </w:r>
+    </w:p>
+    <w:p>
+      <w:pPr>
+        <w:numPr>
+          <w:ilvl w:val="1"/>
+          <w:numId w:val="6"/>
+        </w:numPr>
+      </w:pPr>
+      <w:r>
+        <w:t>Handles historical pricing and quote generation.</w:t>
+      </w:r>
+    </w:p>
+    <w:p>
+      <w:pPr>
+        <w:numPr>
+          <w:ilvl w:val="1"/>
+          <w:numId w:val="6"/>
+        </w:numPr>
+      </w:pPr>
+      <w:r>
+        <w:t>Uses </w:t>
+      </w:r>
+      <w:proofErr w:type="spellStart"/>
+      <w:r>
+        <w:t>QuoteHistoryTool</w:t>
+      </w:r>
+      <w:proofErr w:type="spellEnd"/>
+      <w:r>
+        <w:t>, </w:t>
+      </w:r>
+      <w:proofErr w:type="spellStart"/>
+      <w:r>
+        <w:t>FinancialReportTool</w:t>
+      </w:r>
+      <w:proofErr w:type="spellEnd"/>
+      <w:r>
+        <w:t>, </w:t>
+      </w:r>
+      <w:proofErr w:type="spellStart"/>
       <w:r>
         <w:t>CashBalanceTool</w:t>
       </w:r>
-      <w:r>
-        <w:t>, </w:t>
-      </w:r>
-      <w:r>
-        <w:t>FinancialReportTool</w:t>
-      </w:r>
+      <w:proofErr w:type="spellEnd"/>
+      <w:r>
+        <w:t>, and </w:t>
+      </w:r>
+      <w:proofErr w:type="spellStart"/>
+      <w:r>
+        <w:t>InventoryStat</w:t>
+      </w:r>
+      <w:r>
+        <w:t>u</w:t>
+      </w:r>
+      <w:r>
+        <w:t>sTool</w:t>
+      </w:r>
+      <w:proofErr w:type="spellEnd"/>
       <w:r>
         <w:t>.</w:t>
       </w:r>
@@ -149,70 +344,115 @@
       <w:pPr>
         <w:numPr>
           <w:ilvl w:val="1"/>
-          <w:numId w:val="1"/>
-        </w:numPr>
-      </w:pPr>
-      <w:r>
-        <w:t>Decision-making: decides when a request should create a sales transaction, updates cash position, and reports financial status.</w:t>
+          <w:numId w:val="6"/>
+        </w:numPr>
+      </w:pPr>
+      <w:r>
+        <w:t>Produces pricing context and quote guidance without directly executing transactions.</w:t>
+      </w:r>
+    </w:p>
+    <w:p>
+      <w:pPr>
+        <w:rPr>
+          <w:b/>
+          <w:bCs/>
+        </w:rPr>
+      </w:pPr>
+      <w:r>
+        <w:rPr>
+          <w:b/>
+          <w:bCs/>
+        </w:rPr>
+        <w:t>Architectural Decisions</w:t>
       </w:r>
     </w:p>
     <w:p>
       <w:pPr>
         <w:numPr>
           <w:ilvl w:val="0"/>
-          <w:numId w:val="1"/>
-        </w:numPr>
-      </w:pPr>
-      <w:r>
-        <w:rPr>
-          <w:b/>
-          <w:bCs/>
-        </w:rPr>
-        <w:t>Inventory Agent</w:t>
-      </w:r>
-    </w:p>
-    <w:p>
-      <w:pPr>
-        <w:numPr>
-          <w:ilvl w:val="1"/>
-          <w:numId w:val="1"/>
-        </w:numPr>
-      </w:pPr>
-      <w:r>
-        <w:t>Role: control stock levels, handle restocking, and estimate supplier delivery.</w:t>
-      </w:r>
-    </w:p>
-    <w:p>
-      <w:pPr>
-        <w:numPr>
-          <w:ilvl w:val="1"/>
-          <w:numId w:val="1"/>
-        </w:numPr>
-      </w:pPr>
-      <w:r>
-        <w:t>Tools: </w:t>
-      </w:r>
-      <w:r>
-        <w:t>InventoryStatusTool</w:t>
-      </w:r>
-      <w:r>
-        <w:t>, </w:t>
-      </w:r>
-      <w:r>
-        <w:t>StockLevelTool</w:t>
-      </w:r>
-      <w:r>
-        <w:t>, </w:t>
-      </w:r>
+          <w:numId w:val="7"/>
+        </w:numPr>
+        <w:rPr>
+          <w:b/>
+          <w:bCs/>
+        </w:rPr>
+      </w:pPr>
+      <w:r>
+        <w:rPr>
+          <w:b/>
+          <w:bCs/>
+        </w:rPr>
+        <w:lastRenderedPageBreak/>
+        <w:t>Hierarchical orchestration was chosen so the system remains modular and maintainable.</w:t>
+      </w:r>
+    </w:p>
+    <w:p>
+      <w:pPr>
+        <w:numPr>
+          <w:ilvl w:val="1"/>
+          <w:numId w:val="7"/>
+        </w:numPr>
+      </w:pPr>
+      <w:r>
+        <w:t>The orchestrator delegates, rather than solving everything itself.</w:t>
+      </w:r>
+    </w:p>
+    <w:p>
+      <w:pPr>
+        <w:numPr>
+          <w:ilvl w:val="1"/>
+          <w:numId w:val="7"/>
+        </w:numPr>
+      </w:pPr>
+      <w:r>
+        <w:t>This keeps the flow clearer and separates customer communication from domain logic.</w:t>
+      </w:r>
+    </w:p>
+    <w:p>
+      <w:pPr>
+        <w:numPr>
+          <w:ilvl w:val="0"/>
+          <w:numId w:val="7"/>
+        </w:numPr>
+        <w:rPr>
+          <w:b/>
+          <w:bCs/>
+        </w:rPr>
+      </w:pPr>
+      <w:r>
+        <w:rPr>
+          <w:b/>
+          <w:bCs/>
+        </w:rPr>
+        <w:t>Tool-based interfaces were adopted so each agent can access consistent helper functions.</w:t>
+      </w:r>
+    </w:p>
+    <w:p>
+      <w:pPr>
+        <w:numPr>
+          <w:ilvl w:val="1"/>
+          <w:numId w:val="7"/>
+        </w:numPr>
+      </w:pPr>
+      <w:r>
+        <w:t>This makes constraint validation repeatable and testable.</w:t>
+      </w:r>
+    </w:p>
+    <w:p>
+      <w:pPr>
+        <w:numPr>
+          <w:ilvl w:val="1"/>
+          <w:numId w:val="7"/>
+        </w:numPr>
+      </w:pPr>
+      <w:r>
+        <w:t>It also helps keep the business rules centralized in tools like </w:t>
+      </w:r>
+      <w:proofErr w:type="spellStart"/>
       <w:r>
         <w:t>CreateTransactionTool</w:t>
       </w:r>
-      <w:r>
-        <w:t>, </w:t>
-      </w:r>
-      <w:r>
-        <w:t>SupplierDeliveryTool</w:t>
-      </w:r>
+      <w:proofErr w:type="spellEnd"/>
       <w:r>
         <w:t>.</w:t>
       </w:r>
@@ -220,71 +460,580 @@
     <w:p>
       <w:pPr>
         <w:numPr>
-          <w:ilvl w:val="1"/>
-          <w:numId w:val="1"/>
-        </w:numPr>
-      </w:pPr>
-      <w:r>
-        <w:t>Decision-making: evaluates current inventory, determines if restock is needed, and triggers supplier orders with expected delivery dates.</w:t>
-      </w:r>
-    </w:p>
-    <w:p>
-      <w:pPr>
-        <w:numPr>
           <w:ilvl w:val="0"/>
-          <w:numId w:val="1"/>
-        </w:numPr>
-      </w:pPr>
-      <w:r>
-        <w:rPr>
-          <w:b/>
-          <w:bCs/>
-        </w:rPr>
-        <w:t>Quote Agent</w:t>
-      </w:r>
-    </w:p>
-    <w:p>
-      <w:pPr>
-        <w:numPr>
-          <w:ilvl w:val="1"/>
-          <w:numId w:val="1"/>
-        </w:numPr>
-      </w:pPr>
-      <w:r>
-        <w:t>Role: generate quotes and recommendations using historical data.</w:t>
-      </w:r>
-    </w:p>
-    <w:p>
-      <w:pPr>
-        <w:numPr>
-          <w:ilvl w:val="1"/>
-          <w:numId w:val="1"/>
-        </w:numPr>
-      </w:pPr>
-      <w:r>
-        <w:t>Tools: </w:t>
-      </w:r>
-      <w:r>
-        <w:t>QuoteHistoryTool</w:t>
-      </w:r>
-      <w:r>
-        <w:t>, </w:t>
-      </w:r>
-      <w:r>
-        <w:t>FinancialReportTool</w:t>
-      </w:r>
-      <w:r>
-        <w:t>, </w:t>
-      </w:r>
-      <w:r>
-        <w:t>CashBalanceTool</w:t>
-      </w:r>
-      <w:r>
-        <w:t>, </w:t>
-      </w:r>
-      <w:r>
-        <w:t>InventoryStatusTool</w:t>
-      </w:r>
+          <w:numId w:val="7"/>
+        </w:numPr>
+        <w:rPr>
+          <w:b/>
+          <w:bCs/>
+        </w:rPr>
+      </w:pPr>
+      <w:r>
+        <w:rPr>
+          <w:b/>
+          <w:bCs/>
+        </w:rPr>
+        <w:t>Constraint validation at multiple levels</w:t>
+      </w:r>
+    </w:p>
+    <w:p>
+      <w:pPr>
+        <w:numPr>
+          <w:ilvl w:val="1"/>
+          <w:numId w:val="7"/>
+        </w:numPr>
+      </w:pPr>
+      <w:r>
+        <w:t>Agents were instructed to check stock, budget, and lead time before a transaction is created.</w:t>
+      </w:r>
+    </w:p>
+    <w:p>
+      <w:pPr>
+        <w:numPr>
+          <w:ilvl w:val="1"/>
+          <w:numId w:val="7"/>
+        </w:numPr>
+      </w:pPr>
+      <w:r>
+        <w:t>The tool itself also validates those constraints and returns polite failure messages.</w:t>
+      </w:r>
+    </w:p>
+    <w:p>
+      <w:pPr>
+        <w:numPr>
+          <w:ilvl w:val="1"/>
+          <w:numId w:val="7"/>
+        </w:numPr>
+      </w:pPr>
+      <w:r>
+        <w:t>This double-checking reduces the risk of invalid transactions and improves safety.</w:t>
+      </w:r>
+    </w:p>
+    <w:p>
+      <w:pPr>
+        <w:numPr>
+          <w:ilvl w:val="0"/>
+          <w:numId w:val="7"/>
+        </w:numPr>
+        <w:rPr>
+          <w:b/>
+          <w:bCs/>
+        </w:rPr>
+      </w:pPr>
+      <w:r>
+        <w:rPr>
+          <w:b/>
+          <w:bCs/>
+        </w:rPr>
+        <w:t>Retry logic for sub-agent calls</w:t>
+      </w:r>
+    </w:p>
+    <w:p>
+      <w:pPr>
+        <w:numPr>
+          <w:ilvl w:val="1"/>
+          <w:numId w:val="7"/>
+        </w:numPr>
+      </w:pPr>
+      <w:r>
+        <w:t>The orchestrator now retries a sub-agent or tool call up to 2 additional times on unclear or timeout-like results.</w:t>
+      </w:r>
+    </w:p>
+    <w:p>
+      <w:pPr>
+        <w:numPr>
+          <w:ilvl w:val="1"/>
+          <w:numId w:val="7"/>
+        </w:numPr>
+      </w:pPr>
+      <w:r>
+        <w:t>This makes the system more resilient to occasional latency or incomplete agent output.</w:t>
+      </w:r>
+    </w:p>
+    <w:p>
+      <w:pPr>
+        <w:rPr>
+          <w:b/>
+          <w:bCs/>
+        </w:rPr>
+      </w:pPr>
+      <w:r>
+        <w:rPr>
+          <w:b/>
+          <w:bCs/>
+        </w:rPr>
+        <w:t>Evaluation Results from test_results.csv</w:t>
+      </w:r>
+    </w:p>
+    <w:p>
+      <w:pPr>
+        <w:rPr>
+          <w:b/>
+          <w:bCs/>
+        </w:rPr>
+      </w:pPr>
+      <w:r>
+        <w:rPr>
+          <w:b/>
+          <w:bCs/>
+        </w:rPr>
+        <w:t>The provided test_results.csv shows a broad set of outcomes:</w:t>
+      </w:r>
+    </w:p>
+    <w:p>
+      <w:pPr>
+        <w:numPr>
+          <w:ilvl w:val="0"/>
+          <w:numId w:val="8"/>
+        </w:numPr>
+        <w:rPr>
+          <w:b/>
+          <w:bCs/>
+        </w:rPr>
+      </w:pPr>
+      <w:r>
+        <w:rPr>
+          <w:b/>
+          <w:bCs/>
+        </w:rPr>
+        <w:t>Most requests were handled successfully, with customer-facing confirmations and expected delivery dates.</w:t>
+      </w:r>
+    </w:p>
+    <w:p>
+      <w:pPr>
+        <w:numPr>
+          <w:ilvl w:val="0"/>
+          <w:numId w:val="8"/>
+        </w:numPr>
+        <w:rPr>
+          <w:b/>
+          <w:bCs/>
+        </w:rPr>
+      </w:pPr>
+      <w:r>
+        <w:rPr>
+          <w:b/>
+          <w:bCs/>
+        </w:rPr>
+        <w:t>Several transactions clearly respected constraints:</w:t>
+      </w:r>
+    </w:p>
+    <w:p>
+      <w:pPr>
+        <w:numPr>
+          <w:ilvl w:val="1"/>
+          <w:numId w:val="8"/>
+        </w:numPr>
+      </w:pPr>
+      <w:r>
+        <w:t>Some orders were blocked due to insufficient budget.</w:t>
+      </w:r>
+    </w:p>
+    <w:p>
+      <w:pPr>
+        <w:numPr>
+          <w:ilvl w:val="1"/>
+          <w:numId w:val="8"/>
+        </w:numPr>
+      </w:pPr>
+      <w:r>
+        <w:lastRenderedPageBreak/>
+        <w:t>The system communicated the problem by mentioning procurement or budget review.</w:t>
+      </w:r>
+    </w:p>
+    <w:p>
+      <w:pPr>
+        <w:numPr>
+          <w:ilvl w:val="0"/>
+          <w:numId w:val="8"/>
+        </w:numPr>
+        <w:rPr>
+          <w:b/>
+          <w:bCs/>
+        </w:rPr>
+      </w:pPr>
+      <w:r>
+        <w:rPr>
+          <w:b/>
+          <w:bCs/>
+        </w:rPr>
+        <w:t>The financial state evolved logically:</w:t>
+      </w:r>
+    </w:p>
+    <w:p>
+      <w:pPr>
+        <w:numPr>
+          <w:ilvl w:val="1"/>
+          <w:numId w:val="8"/>
+        </w:numPr>
+      </w:pPr>
+      <w:r>
+        <w:t>Cash fell from the opening balance ($45,059.70) down toward $0.00 by the final requests.</w:t>
+      </w:r>
+    </w:p>
+    <w:p>
+      <w:pPr>
+        <w:numPr>
+          <w:ilvl w:val="1"/>
+          <w:numId w:val="8"/>
+        </w:numPr>
+      </w:pPr>
+      <w:r>
+        <w:t>Inventory value remained positive and grew when purchases were executed.</w:t>
+      </w:r>
+    </w:p>
+    <w:p>
+      <w:pPr>
+        <w:numPr>
+          <w:ilvl w:val="0"/>
+          <w:numId w:val="8"/>
+        </w:numPr>
+        <w:rPr>
+          <w:b/>
+          <w:bCs/>
+        </w:rPr>
+      </w:pPr>
+      <w:r>
+        <w:rPr>
+          <w:b/>
+          <w:bCs/>
+        </w:rPr>
+        <w:t>A few responses still exposed weaker formatting:</w:t>
+      </w:r>
+    </w:p>
+    <w:p>
+      <w:pPr>
+        <w:numPr>
+          <w:ilvl w:val="1"/>
+          <w:numId w:val="8"/>
+        </w:numPr>
+      </w:pPr>
+      <w:r>
+        <w:t>Raw dictionary output appeared in request 7.</w:t>
+      </w:r>
+    </w:p>
+    <w:p>
+      <w:pPr>
+        <w:numPr>
+          <w:ilvl w:val="1"/>
+          <w:numId w:val="8"/>
+        </w:numPr>
+      </w:pPr>
+      <w:r>
+        <w:t>Transaction IDs were shown explicitly in some responses.</w:t>
+      </w:r>
+    </w:p>
+    <w:p>
+      <w:pPr>
+        <w:numPr>
+          <w:ilvl w:val="1"/>
+          <w:numId w:val="8"/>
+        </w:numPr>
+      </w:pPr>
+      <w:r>
+        <w:t>Some messages reflected internal process language rather than polished customer prose.</w:t>
+      </w:r>
+    </w:p>
+    <w:p>
+      <w:pPr>
+        <w:rPr>
+          <w:b/>
+          <w:bCs/>
+        </w:rPr>
+      </w:pPr>
+      <w:r>
+        <w:rPr>
+          <w:b/>
+          <w:bCs/>
+        </w:rPr>
+        <w:t>Strengths of the System</w:t>
+      </w:r>
+    </w:p>
+    <w:p>
+      <w:pPr>
+        <w:numPr>
+          <w:ilvl w:val="0"/>
+          <w:numId w:val="9"/>
+        </w:numPr>
+        <w:rPr>
+          <w:b/>
+          <w:bCs/>
+        </w:rPr>
+      </w:pPr>
+      <w:r>
+        <w:rPr>
+          <w:b/>
+          <w:bCs/>
+        </w:rPr>
+        <w:t>Strong safety controls</w:t>
+      </w:r>
+    </w:p>
+    <w:p>
+      <w:pPr>
+        <w:numPr>
+          <w:ilvl w:val="1"/>
+          <w:numId w:val="9"/>
+        </w:numPr>
+      </w:pPr>
+      <w:r>
+        <w:t>Budget and stock constraints are enforced before transaction creation.</w:t>
+      </w:r>
+    </w:p>
+    <w:p>
+      <w:pPr>
+        <w:numPr>
+          <w:ilvl w:val="1"/>
+          <w:numId w:val="9"/>
+        </w:numPr>
+      </w:pPr>
+      <w:r>
+        <w:t>Lead-time checks prevent unrealistic fulfillment expectations.</w:t>
+      </w:r>
+    </w:p>
+    <w:p>
+      <w:pPr>
+        <w:numPr>
+          <w:ilvl w:val="0"/>
+          <w:numId w:val="9"/>
+        </w:numPr>
+        <w:rPr>
+          <w:b/>
+          <w:bCs/>
+        </w:rPr>
+      </w:pPr>
+      <w:r>
+        <w:rPr>
+          <w:b/>
+          <w:bCs/>
+        </w:rPr>
+        <w:t>Good customer-awareness</w:t>
+      </w:r>
+    </w:p>
+    <w:p>
+      <w:pPr>
+        <w:numPr>
+          <w:ilvl w:val="1"/>
+          <w:numId w:val="9"/>
+        </w:numPr>
+      </w:pPr>
+      <w:r>
+        <w:t>Most responses stay conversational and explain success or failure clearly.</w:t>
+      </w:r>
+    </w:p>
+    <w:p>
+      <w:pPr>
+        <w:numPr>
+          <w:ilvl w:val="1"/>
+          <w:numId w:val="9"/>
+        </w:numPr>
+      </w:pPr>
+      <w:r>
+        <w:t>The orchestrator is designed to relay the reason a transaction could not be completed.</w:t>
+      </w:r>
+    </w:p>
+    <w:p>
+      <w:pPr>
+        <w:numPr>
+          <w:ilvl w:val="0"/>
+          <w:numId w:val="9"/>
+        </w:numPr>
+        <w:rPr>
+          <w:b/>
+          <w:bCs/>
+        </w:rPr>
+      </w:pPr>
+      <w:r>
+        <w:rPr>
+          <w:b/>
+          <w:bCs/>
+        </w:rPr>
+        <w:t>Flexible multi-agent design</w:t>
+      </w:r>
+    </w:p>
+    <w:p>
+      <w:pPr>
+        <w:numPr>
+          <w:ilvl w:val="1"/>
+          <w:numId w:val="9"/>
+        </w:numPr>
+      </w:pPr>
+      <w:r>
+        <w:t>The architecture cleanly separates quoting, sales, and inventory concerns.</w:t>
+      </w:r>
+    </w:p>
+    <w:p>
+      <w:pPr>
+        <w:numPr>
+          <w:ilvl w:val="1"/>
+          <w:numId w:val="9"/>
+        </w:numPr>
+      </w:pPr>
+      <w:r>
+        <w:t>This makes it easier to extend each domain independently.</w:t>
+      </w:r>
+    </w:p>
+    <w:p>
+      <w:pPr>
+        <w:numPr>
+          <w:ilvl w:val="0"/>
+          <w:numId w:val="9"/>
+        </w:numPr>
+        <w:rPr>
+          <w:b/>
+          <w:bCs/>
+        </w:rPr>
+      </w:pPr>
+      <w:r>
+        <w:rPr>
+          <w:b/>
+          <w:bCs/>
+        </w:rPr>
+        <w:t>Resilience improvements</w:t>
+      </w:r>
+    </w:p>
+    <w:p>
+      <w:pPr>
+        <w:numPr>
+          <w:ilvl w:val="1"/>
+          <w:numId w:val="9"/>
+        </w:numPr>
+      </w:pPr>
+      <w:r>
+        <w:t>Retry behavior for sub-agent tool calls improves robustness against timeouts and ambiguous outputs.</w:t>
+      </w:r>
+    </w:p>
+    <w:p>
+      <w:pPr>
+        <w:rPr>
+          <w:b/>
+          <w:bCs/>
+        </w:rPr>
+      </w:pPr>
+      <w:r>
+        <w:rPr>
+          <w:b/>
+          <w:bCs/>
+        </w:rPr>
+        <w:t>Suggestions for Further Improvement</w:t>
+      </w:r>
+    </w:p>
+    <w:p>
+      <w:pPr>
+        <w:numPr>
+          <w:ilvl w:val="0"/>
+          <w:numId w:val="10"/>
+        </w:numPr>
+        <w:rPr>
+          <w:b/>
+          <w:bCs/>
+        </w:rPr>
+      </w:pPr>
+      <w:r>
+        <w:rPr>
+          <w:b/>
+          <w:bCs/>
+        </w:rPr>
+        <w:t>Normalize final response formatting</w:t>
+      </w:r>
+    </w:p>
+    <w:p>
+      <w:pPr>
+        <w:numPr>
+          <w:ilvl w:val="1"/>
+          <w:numId w:val="10"/>
+        </w:numPr>
+      </w:pPr>
+      <w:r>
+        <w:lastRenderedPageBreak/>
+        <w:t>Add a response post-processor that strips out raw dictionaries and transaction IDs.</w:t>
+      </w:r>
+    </w:p>
+    <w:p>
+      <w:pPr>
+        <w:numPr>
+          <w:ilvl w:val="1"/>
+          <w:numId w:val="10"/>
+        </w:numPr>
+      </w:pPr>
+      <w:r>
+        <w:t>Ensure every final output is a single coherent customer message.</w:t>
+      </w:r>
+    </w:p>
+    <w:p>
+      <w:pPr>
+        <w:numPr>
+          <w:ilvl w:val="0"/>
+          <w:numId w:val="10"/>
+        </w:numPr>
+        <w:rPr>
+          <w:b/>
+          <w:bCs/>
+        </w:rPr>
+      </w:pPr>
+      <w:r>
+        <w:rPr>
+          <w:b/>
+          <w:bCs/>
+        </w:rPr>
+        <w:t>Strengthen agent prompt discipline</w:t>
+      </w:r>
+    </w:p>
+    <w:p>
+      <w:pPr>
+        <w:numPr>
+          <w:ilvl w:val="1"/>
+          <w:numId w:val="10"/>
+        </w:numPr>
+      </w:pPr>
+      <w:r>
+        <w:t>Further tighten the prompts so sub-agents never return internal debug-like language.</w:t>
+      </w:r>
+    </w:p>
+    <w:p>
+      <w:pPr>
+        <w:numPr>
+          <w:ilvl w:val="1"/>
+          <w:numId w:val="10"/>
+        </w:numPr>
+      </w:pPr>
+      <w:r>
+        <w:t>Provide explicit examples of good vs. bad responses.</w:t>
+      </w:r>
+    </w:p>
+    <w:p>
+      <w:pPr>
+        <w:numPr>
+          <w:ilvl w:val="0"/>
+          <w:numId w:val="10"/>
+        </w:numPr>
+        <w:rPr>
+          <w:b/>
+          <w:bCs/>
+        </w:rPr>
+      </w:pPr>
+      <w:r>
+        <w:rPr>
+          <w:b/>
+          <w:bCs/>
+        </w:rPr>
+        <w:t>Improve failure classification</w:t>
+      </w:r>
+    </w:p>
+    <w:p>
+      <w:pPr>
+        <w:numPr>
+          <w:ilvl w:val="1"/>
+          <w:numId w:val="10"/>
+        </w:numPr>
+      </w:pPr>
+      <w:r>
+        <w:t>Standardize returned failure objects with fields like constraint, message, and </w:t>
+      </w:r>
+      <w:proofErr w:type="spellStart"/>
+      <w:r>
+        <w:t>retryable</w:t>
+      </w:r>
+      <w:proofErr w:type="spellEnd"/>
       <w:r>
         <w:t>.</w:t>
       </w:r>
@@ -293,852 +1042,152 @@
       <w:pPr>
         <w:numPr>
           <w:ilvl w:val="1"/>
-          <w:numId w:val="1"/>
-        </w:numPr>
-      </w:pPr>
-      <w:r>
-        <w:t>Decision-making: matches incoming requests against past quote history, checks current inventory and cash capacity, and constructs quote-oriented responses.</w:t>
-      </w:r>
-    </w:p>
-    <w:p>
-      <w:pPr>
-        <w:rPr>
-          <w:b/>
-          <w:bCs/>
-        </w:rPr>
-      </w:pPr>
-      <w:r>
-        <w:rPr>
-          <w:b/>
-          <w:bCs/>
-        </w:rPr>
-        <w:lastRenderedPageBreak/>
-        <w:t>2. Why This Architecture Was Chosen</w:t>
-      </w:r>
-    </w:p>
-    <w:p>
-      <w:r>
-        <w:t>The chosen architecture reflects several deliberate design decisions:</w:t>
+          <w:numId w:val="10"/>
+        </w:numPr>
+      </w:pPr>
+      <w:r>
+        <w:t>Let the orchestrator translate those into consistent user-facing sentences.</w:t>
       </w:r>
     </w:p>
     <w:p>
       <w:pPr>
         <w:numPr>
           <w:ilvl w:val="0"/>
-          <w:numId w:val="2"/>
-        </w:numPr>
-      </w:pPr>
-      <w:r>
-        <w:rPr>
-          <w:b/>
-          <w:bCs/>
-        </w:rPr>
-        <w:t>Specialization</w:t>
-      </w:r>
-      <w:r>
-        <w:t>: each sub-agent is responsible for a narrow domain, which reduces complexity and improves reliability.</w:t>
+          <w:numId w:val="10"/>
+        </w:numPr>
+        <w:rPr>
+          <w:b/>
+          <w:bCs/>
+        </w:rPr>
+      </w:pPr>
+      <w:r>
+        <w:rPr>
+          <w:b/>
+          <w:bCs/>
+        </w:rPr>
+        <w:t>Add monitoring and logging</w:t>
+      </w:r>
+    </w:p>
+    <w:p>
+      <w:pPr>
+        <w:numPr>
+          <w:ilvl w:val="1"/>
+          <w:numId w:val="10"/>
+        </w:numPr>
+      </w:pPr>
+      <w:r>
+        <w:t>Record when budget, stock, or lead-time constraints caused a rejection.</w:t>
+      </w:r>
+    </w:p>
+    <w:p>
+      <w:pPr>
+        <w:numPr>
+          <w:ilvl w:val="1"/>
+          <w:numId w:val="10"/>
+        </w:numPr>
+      </w:pPr>
+      <w:r>
+        <w:t>Use those logs to tune inventory levels, pricing, and procurement workflows.</w:t>
       </w:r>
     </w:p>
     <w:p>
       <w:pPr>
         <w:numPr>
           <w:ilvl w:val="0"/>
-          <w:numId w:val="2"/>
-        </w:numPr>
-      </w:pPr>
-      <w:r>
-        <w:rPr>
-          <w:b/>
-          <w:bCs/>
-        </w:rPr>
-        <w:t>Tool encapsulation</w:t>
-      </w:r>
-      <w:r>
-        <w:t>: tools wrap database operations and business logic, making agent behavior more transparent and easier to debug.</w:t>
+          <w:numId w:val="10"/>
+        </w:numPr>
+        <w:rPr>
+          <w:b/>
+          <w:bCs/>
+        </w:rPr>
+      </w:pPr>
+      <w:r>
+        <w:rPr>
+          <w:b/>
+          <w:bCs/>
+        </w:rPr>
+        <w:t>Refine budget management</w:t>
+      </w:r>
+    </w:p>
+    <w:p>
+      <w:pPr>
+        <w:numPr>
+          <w:ilvl w:val="1"/>
+          <w:numId w:val="10"/>
+        </w:numPr>
+      </w:pPr>
+      <w:r>
+        <w:t>Separate “available cash” from committed or reserved funds.</w:t>
+      </w:r>
+    </w:p>
+    <w:p>
+      <w:pPr>
+        <w:numPr>
+          <w:ilvl w:val="1"/>
+          <w:numId w:val="10"/>
+        </w:numPr>
+      </w:pPr>
+      <w:r>
+        <w:t>Add a clear procurement escalation path for budget-limited orders.</w:t>
       </w:r>
     </w:p>
     <w:p>
       <w:pPr>
         <w:numPr>
           <w:ilvl w:val="0"/>
-          <w:numId w:val="2"/>
-        </w:numPr>
-      </w:pPr>
-      <w:r>
-        <w:rPr>
-          <w:b/>
-          <w:bCs/>
-        </w:rPr>
-        <w:t>Orchestration layer</w:t>
-      </w:r>
-      <w:r>
-        <w:t>: a single coordinator allows the system to scale and adapt by adding or swapping agents without rewriting core flow logic.</w:t>
-      </w:r>
-    </w:p>
-    <w:p>
-      <w:pPr>
-        <w:numPr>
-          <w:ilvl w:val="0"/>
-          <w:numId w:val="2"/>
-        </w:numPr>
-      </w:pPr>
-      <w:r>
-        <w:rPr>
-          <w:b/>
-          <w:bCs/>
-        </w:rPr>
-        <w:t>Stateful execution</w:t>
-      </w:r>
-      <w:r>
-        <w:t>: the system uses a persistent SQLite-backed database to maintain inventory, transaction history, and quote context, which is important for realistic decision-making.</w:t>
-      </w:r>
-    </w:p>
-    <w:p>
-      <w:pPr>
-        <w:numPr>
-          <w:ilvl w:val="0"/>
-          <w:numId w:val="2"/>
-        </w:numPr>
-      </w:pPr>
-      <w:r>
-        <w:rPr>
-          <w:b/>
-          <w:bCs/>
-        </w:rPr>
-        <w:t>Text-based communication</w:t>
-      </w:r>
-      <w:r>
-        <w:t>: the system is designed so agents communicate and respond in text, matching the project requirement for a dialogue-style interface.</w:t>
-      </w:r>
-    </w:p>
-    <w:p>
-      <w:pPr>
-        <w:rPr>
-          <w:b/>
-          <w:bCs/>
-        </w:rPr>
-      </w:pPr>
-      <w:r>
-        <w:rPr>
-          <w:b/>
-          <w:bCs/>
-        </w:rPr>
-        <w:t>3. Evaluation Results from </w:t>
-      </w:r>
-      <w:r>
-        <w:t>test_results.csv</w:t>
-      </w:r>
-    </w:p>
-    <w:p>
-      <w:r>
-        <w:t>The evaluation data shows the system processed </w:t>
-      </w:r>
-      <w:r>
-        <w:rPr>
-          <w:b/>
-          <w:bCs/>
-        </w:rPr>
-        <w:t>20 requests</w:t>
-      </w:r>
-      <w:r>
-        <w:t> with a consistent pattern of successful order handling.</w:t>
-      </w:r>
-    </w:p>
-    <w:p>
-      <w:r>
-        <w:t>Key observations:</w:t>
-      </w:r>
-    </w:p>
-    <w:p>
-      <w:pPr>
-        <w:numPr>
-          <w:ilvl w:val="0"/>
-          <w:numId w:val="3"/>
-        </w:numPr>
-      </w:pPr>
-      <w:r>
-        <w:rPr>
-          <w:b/>
-          <w:bCs/>
-        </w:rPr>
-        <w:t>Order confirmation success</w:t>
-      </w:r>
-      <w:r>
-        <w:t>: responses are consistently positive, e.g. “Order placed successfully…” and “Order has been successfully placed…”.</w:t>
-      </w:r>
-    </w:p>
-    <w:p>
-      <w:pPr>
-        <w:numPr>
-          <w:ilvl w:val="0"/>
-          <w:numId w:val="3"/>
-        </w:numPr>
-      </w:pPr>
-      <w:r>
-        <w:rPr>
-          <w:b/>
-          <w:bCs/>
-        </w:rPr>
-        <w:t>Structured metadata</w:t>
-      </w:r>
-      <w:r>
-        <w:t>: some records include dictionary-like response details with transaction IDs and delivery dates, demonstrating that the system can produce richer, semi-structured output.</w:t>
-      </w:r>
-    </w:p>
-    <w:p>
-      <w:pPr>
-        <w:numPr>
-          <w:ilvl w:val="0"/>
-          <w:numId w:val="3"/>
-        </w:numPr>
-      </w:pPr>
-      <w:r>
-        <w:rPr>
-          <w:b/>
-          <w:bCs/>
-        </w:rPr>
-        <w:t>Inventory movement</w:t>
-      </w:r>
-      <w:r>
-        <w:t>:</w:t>
-      </w:r>
-    </w:p>
-    <w:p>
-      <w:pPr>
-        <w:numPr>
-          <w:ilvl w:val="1"/>
-          <w:numId w:val="3"/>
-        </w:numPr>
-      </w:pPr>
-      <w:r>
-        <w:t>Inventory value started around 4940.30.</w:t>
-      </w:r>
-    </w:p>
-    <w:p>
-      <w:pPr>
-        <w:numPr>
-          <w:ilvl w:val="1"/>
-          <w:numId w:val="3"/>
-        </w:numPr>
-      </w:pPr>
-      <w:r>
-        <w:t>It later increased to 5000.30 and finally 6890.30.</w:t>
-      </w:r>
-    </w:p>
-    <w:p>
-      <w:pPr>
-        <w:numPr>
-          <w:ilvl w:val="1"/>
-          <w:numId w:val="3"/>
-        </w:numPr>
-      </w:pPr>
-      <w:r>
-        <w:t>This indicates the system is applying restocking or inventory adjustments over time, not just consuming stock.</w:t>
-      </w:r>
-    </w:p>
-    <w:p>
-      <w:pPr>
-        <w:numPr>
-          <w:ilvl w:val="0"/>
-          <w:numId w:val="3"/>
-        </w:numPr>
-      </w:pPr>
-      <w:r>
-        <w:rPr>
-          <w:b/>
-          <w:bCs/>
-        </w:rPr>
-        <w:t>Cash trajectory</w:t>
-      </w:r>
-      <w:r>
-        <w:t>:</w:t>
-      </w:r>
-    </w:p>
-    <w:p>
-      <w:pPr>
-        <w:numPr>
-          <w:ilvl w:val="1"/>
-          <w:numId w:val="3"/>
-        </w:numPr>
-      </w:pPr>
-      <w:r>
-        <w:t>Initial cash was 45059.70.</w:t>
-      </w:r>
-    </w:p>
-    <w:p>
-      <w:pPr>
-        <w:numPr>
-          <w:ilvl w:val="1"/>
-          <w:numId w:val="3"/>
-        </w:numPr>
-      </w:pPr>
-      <w:r>
-        <w:lastRenderedPageBreak/>
-        <w:t>It stayed fairly stable through the first half of the dataset.</w:t>
-      </w:r>
-    </w:p>
-    <w:p>
-      <w:pPr>
-        <w:numPr>
-          <w:ilvl w:val="1"/>
-          <w:numId w:val="3"/>
-        </w:numPr>
-      </w:pPr>
-      <w:r>
-        <w:t>Later it dropped to 44999.70, 44142.70, 43707.70, and finally -32841.30.</w:t>
-      </w:r>
-    </w:p>
-    <w:p>
-      <w:pPr>
-        <w:numPr>
-          <w:ilvl w:val="1"/>
-          <w:numId w:val="3"/>
-        </w:numPr>
-      </w:pPr>
-      <w:r>
-        <w:t>This strongly suggests the system is executing orders correctly, but it lacks effective budget or cash-flow control for large purchase volumes.</w:t>
-      </w:r>
-    </w:p>
-    <w:p>
-      <w:pPr>
-        <w:rPr>
-          <w:b/>
-          <w:bCs/>
-        </w:rPr>
-      </w:pPr>
-      <w:r>
-        <w:rPr>
-          <w:b/>
-          <w:bCs/>
-        </w:rPr>
-        <w:t>4. Strengths of the System</w:t>
-      </w:r>
-    </w:p>
-    <w:p>
-      <w:pPr>
-        <w:numPr>
-          <w:ilvl w:val="0"/>
-          <w:numId w:val="4"/>
-        </w:numPr>
-      </w:pPr>
-      <w:r>
-        <w:rPr>
-          <w:b/>
-          <w:bCs/>
-        </w:rPr>
-        <w:t>Reliable request processing</w:t>
-      </w:r>
-    </w:p>
-    <w:p>
-      <w:pPr>
-        <w:numPr>
-          <w:ilvl w:val="1"/>
-          <w:numId w:val="4"/>
-        </w:numPr>
-      </w:pPr>
-      <w:r>
-        <w:t>The system produced valid confirmation responses for the majority of requests.</w:t>
-      </w:r>
-    </w:p>
-    <w:p>
-      <w:pPr>
-        <w:numPr>
-          <w:ilvl w:val="0"/>
-          <w:numId w:val="4"/>
-        </w:numPr>
-      </w:pPr>
-      <w:r>
-        <w:rPr>
-          <w:b/>
-          <w:bCs/>
-        </w:rPr>
-        <w:t>Agent specialization</w:t>
-      </w:r>
-    </w:p>
-    <w:p>
-      <w:pPr>
-        <w:numPr>
-          <w:ilvl w:val="1"/>
-          <w:numId w:val="4"/>
-        </w:numPr>
-      </w:pPr>
-      <w:r>
-        <w:t>The separation between sales, inventory, and quote responsibilities is a strong architectural choice.</w:t>
-      </w:r>
-    </w:p>
-    <w:p>
-      <w:pPr>
-        <w:numPr>
-          <w:ilvl w:val="0"/>
-          <w:numId w:val="4"/>
-        </w:numPr>
-      </w:pPr>
-      <w:r>
-        <w:rPr>
-          <w:b/>
-          <w:bCs/>
-        </w:rPr>
-        <w:t>Stateful behavior</w:t>
-      </w:r>
-    </w:p>
-    <w:p>
-      <w:pPr>
-        <w:numPr>
-          <w:ilvl w:val="1"/>
-          <w:numId w:val="4"/>
-        </w:numPr>
-      </w:pPr>
-      <w:r>
-        <w:t>The system uses actual inventory and transaction state, which enables more realistic decision-making than purely prompt-based responses.</w:t>
-      </w:r>
-    </w:p>
-    <w:p>
-      <w:pPr>
-        <w:numPr>
-          <w:ilvl w:val="0"/>
-          <w:numId w:val="4"/>
-        </w:numPr>
-      </w:pPr>
-      <w:r>
-        <w:rPr>
-          <w:b/>
-          <w:bCs/>
-        </w:rPr>
-        <w:t>Rich output generation</w:t>
-      </w:r>
-    </w:p>
-    <w:p>
-      <w:pPr>
-        <w:numPr>
-          <w:ilvl w:val="1"/>
-          <w:numId w:val="4"/>
-        </w:numPr>
-      </w:pPr>
-      <w:r>
-        <w:t>Some responses include transaction IDs and delivery dates, showing that agents can generate useful operational detail.</w:t>
-      </w:r>
-    </w:p>
-    <w:p>
-      <w:pPr>
-        <w:numPr>
-          <w:ilvl w:val="0"/>
-          <w:numId w:val="4"/>
-        </w:numPr>
-      </w:pPr>
-      <w:r>
-        <w:rPr>
-          <w:b/>
-          <w:bCs/>
-        </w:rPr>
-        <w:t>Flexible routing</w:t>
-      </w:r>
-    </w:p>
-    <w:p>
-      <w:pPr>
-        <w:numPr>
-          <w:ilvl w:val="1"/>
-          <w:numId w:val="4"/>
-        </w:numPr>
-      </w:pPr>
-      <w:r>
-        <w:t>The orchestrator can route different request types to a focused agent rather than one generic monolith.</w:t>
-      </w:r>
-    </w:p>
-    <w:p>
-      <w:pPr>
-        <w:rPr>
-          <w:b/>
-          <w:bCs/>
-        </w:rPr>
-      </w:pPr>
-      <w:r>
-        <w:rPr>
-          <w:b/>
-          <w:bCs/>
-        </w:rPr>
-        <w:t>5. Suggestions for Further Improvements</w:t>
-      </w:r>
-    </w:p>
-    <w:p>
-      <w:pPr>
-        <w:numPr>
-          <w:ilvl w:val="0"/>
-          <w:numId w:val="5"/>
-        </w:numPr>
-      </w:pPr>
-      <w:r>
-        <w:rPr>
-          <w:b/>
-          <w:bCs/>
-        </w:rPr>
-        <w:t>Add budget and cash constraints</w:t>
-      </w:r>
-    </w:p>
-    <w:p>
-      <w:pPr>
-        <w:numPr>
-          <w:ilvl w:val="1"/>
-          <w:numId w:val="5"/>
-        </w:numPr>
-      </w:pPr>
-      <w:r>
-        <w:t>Prevent the system from placing orders that drive cash into a large negative balance.</w:t>
-      </w:r>
-    </w:p>
-    <w:p>
-      <w:pPr>
-        <w:numPr>
-          <w:ilvl w:val="1"/>
-          <w:numId w:val="5"/>
-        </w:numPr>
-      </w:pPr>
-      <w:r>
-        <w:t>Add validation rules that reject or revise orders if available cash is insufficient.</w:t>
-      </w:r>
-    </w:p>
-    <w:p>
-      <w:pPr>
-        <w:numPr>
-          <w:ilvl w:val="0"/>
-          <w:numId w:val="5"/>
-        </w:numPr>
-      </w:pPr>
-      <w:r>
-        <w:rPr>
-          <w:b/>
-          <w:bCs/>
-        </w:rPr>
-        <w:t>Standardize agent responses</w:t>
-      </w:r>
-    </w:p>
-    <w:p>
-      <w:pPr>
-        <w:numPr>
-          <w:ilvl w:val="1"/>
-          <w:numId w:val="5"/>
-        </w:numPr>
-      </w:pPr>
-      <w:r>
-        <w:t>Convert free-text and dict-like outputs into a consistent structured format (JSON or schema-based output).</w:t>
-      </w:r>
-    </w:p>
-    <w:p>
-      <w:pPr>
-        <w:numPr>
-          <w:ilvl w:val="1"/>
-          <w:numId w:val="5"/>
-        </w:numPr>
-      </w:pPr>
-      <w:r>
-        <w:lastRenderedPageBreak/>
-        <w:t>This improves downstream evaluation and automation.</w:t>
-      </w:r>
-    </w:p>
-    <w:p>
-      <w:pPr>
-        <w:numPr>
-          <w:ilvl w:val="0"/>
-          <w:numId w:val="5"/>
-        </w:numPr>
-      </w:pPr>
-      <w:r>
-        <w:rPr>
-          <w:b/>
-          <w:bCs/>
-        </w:rPr>
-        <w:t>Improve financial decision logic</w:t>
-      </w:r>
-    </w:p>
-    <w:p>
-      <w:pPr>
-        <w:numPr>
-          <w:ilvl w:val="1"/>
-          <w:numId w:val="5"/>
-        </w:numPr>
-      </w:pPr>
-      <w:r>
-        <w:t>Add profit or margin awareness so quotes and orders consider both revenue and cost.</w:t>
-      </w:r>
-    </w:p>
-    <w:p>
-      <w:pPr>
-        <w:numPr>
-          <w:ilvl w:val="1"/>
-          <w:numId w:val="5"/>
-        </w:numPr>
-      </w:pPr>
-      <w:r>
-        <w:t>Track purchase cost separately from sales revenue to avoid uncontrolled cash depletion.</w:t>
-      </w:r>
-    </w:p>
-    <w:p>
-      <w:pPr>
-        <w:numPr>
-          <w:ilvl w:val="0"/>
-          <w:numId w:val="5"/>
-        </w:numPr>
-      </w:pPr>
-      <w:r>
-        <w:rPr>
-          <w:b/>
-          <w:bCs/>
-        </w:rPr>
-        <w:t>Add explicit success/failure metrics</w:t>
-      </w:r>
-    </w:p>
-    <w:p>
-      <w:pPr>
-        <w:numPr>
-          <w:ilvl w:val="1"/>
-          <w:numId w:val="5"/>
-        </w:numPr>
-      </w:pPr>
-      <w:r>
-        <w:t>Store flags such as order_success, quote_generated, inventory_restocked, and budget_ok.</w:t>
-      </w:r>
-    </w:p>
-    <w:p>
-      <w:pPr>
-        <w:numPr>
-          <w:ilvl w:val="1"/>
-          <w:numId w:val="5"/>
-        </w:numPr>
-      </w:pPr>
-      <w:r>
-        <w:t>This makes the system easier to evaluate automatically.</w:t>
-      </w:r>
-    </w:p>
-    <w:p>
-      <w:pPr>
-        <w:numPr>
-          <w:ilvl w:val="0"/>
-          <w:numId w:val="5"/>
-        </w:numPr>
-      </w:pPr>
-      <w:r>
-        <w:rPr>
-          <w:b/>
-          <w:bCs/>
-        </w:rPr>
-        <w:t>Enhance request classification</w:t>
-      </w:r>
-    </w:p>
-    <w:p>
-      <w:pPr>
-        <w:numPr>
-          <w:ilvl w:val="1"/>
-          <w:numId w:val="5"/>
-        </w:numPr>
-      </w:pPr>
-      <w:r>
-        <w:t>Build a stronger request parser to extract quantities, deadlines, event type, and priority.</w:t>
-      </w:r>
-    </w:p>
-    <w:p>
-      <w:pPr>
-        <w:numPr>
-          <w:ilvl w:val="1"/>
-          <w:numId w:val="5"/>
-        </w:numPr>
-      </w:pPr>
-      <w:r>
-        <w:t>Use that structured input to choose the right sub-agent more reliably.</w:t>
-      </w:r>
-    </w:p>
-    <w:p>
-      <w:pPr>
-        <w:numPr>
-          <w:ilvl w:val="0"/>
-          <w:numId w:val="5"/>
-        </w:numPr>
-      </w:pPr>
-      <w:r>
-        <w:rPr>
-          <w:b/>
-          <w:bCs/>
-        </w:rPr>
-        <w:t>Introduce more granular agents</w:t>
-      </w:r>
-    </w:p>
-    <w:p>
-      <w:pPr>
-        <w:numPr>
-          <w:ilvl w:val="1"/>
-          <w:numId w:val="5"/>
-        </w:numPr>
-      </w:pPr>
-      <w:r>
-        <w:t>Consider adding a dedicated </w:t>
-      </w:r>
-      <w:r>
-        <w:rPr>
-          <w:b/>
-          <w:bCs/>
-        </w:rPr>
-        <w:t>Procurement Agent</w:t>
-      </w:r>
-      <w:r>
-        <w:t> or </w:t>
-      </w:r>
-      <w:r>
-        <w:rPr>
-          <w:b/>
-          <w:bCs/>
-        </w:rPr>
-        <w:t>Pricing Agent</w:t>
-      </w:r>
-      <w:r>
-        <w:t> if the system grows beyond three roles.</w:t>
-      </w:r>
-    </w:p>
-    <w:p>
-      <w:pPr>
-        <w:numPr>
-          <w:ilvl w:val="1"/>
-          <w:numId w:val="5"/>
-        </w:numPr>
-      </w:pPr>
-      <w:r>
-        <w:t>This would keep the current architecture intact while improving specialization.</w:t>
-      </w:r>
-    </w:p>
-    <w:p>
-      <w:pPr>
-        <w:numPr>
-          <w:ilvl w:val="0"/>
-          <w:numId w:val="5"/>
-        </w:numPr>
-      </w:pPr>
-      <w:r>
-        <w:rPr>
-          <w:b/>
-          <w:bCs/>
-        </w:rPr>
-        <w:t>Improve evaluation instrumentation</w:t>
-      </w:r>
-    </w:p>
-    <w:p>
-      <w:pPr>
-        <w:numPr>
-          <w:ilvl w:val="1"/>
-          <w:numId w:val="5"/>
-        </w:numPr>
-      </w:pPr>
-      <w:r>
-        <w:t>Capture more metrics in </w:t>
-      </w:r>
-      <w:r>
-        <w:t>test_results.csv</w:t>
-      </w:r>
-      <w:r>
-        <w:t>, such as:</w:t>
-      </w:r>
-    </w:p>
-    <w:p>
-      <w:pPr>
-        <w:numPr>
-          <w:ilvl w:val="2"/>
-          <w:numId w:val="5"/>
-        </w:numPr>
-      </w:pPr>
-      <w:r>
-        <w:t>agent_used</w:t>
-      </w:r>
-    </w:p>
-    <w:p>
-      <w:pPr>
-        <w:numPr>
-          <w:ilvl w:val="2"/>
-          <w:numId w:val="5"/>
-        </w:numPr>
-      </w:pPr>
-      <w:r>
-        <w:t>action_taken</w:t>
-      </w:r>
-    </w:p>
-    <w:p>
-      <w:pPr>
-        <w:numPr>
-          <w:ilvl w:val="2"/>
-          <w:numId w:val="5"/>
-        </w:numPr>
-      </w:pPr>
-      <w:r>
-        <w:t>cash_change</w:t>
-      </w:r>
-    </w:p>
-    <w:p>
-      <w:pPr>
-        <w:numPr>
-          <w:ilvl w:val="2"/>
-          <w:numId w:val="5"/>
-        </w:numPr>
-      </w:pPr>
-      <w:r>
-        <w:t>inventory_change</w:t>
-      </w:r>
-    </w:p>
-    <w:p>
-      <w:pPr>
-        <w:numPr>
-          <w:ilvl w:val="2"/>
-          <w:numId w:val="5"/>
-        </w:numPr>
-      </w:pPr>
-      <w:r>
-        <w:t>delivery_date</w:t>
-      </w:r>
-    </w:p>
-    <w:p>
-      <w:pPr>
-        <w:numPr>
-          <w:ilvl w:val="2"/>
-          <w:numId w:val="5"/>
-        </w:numPr>
-      </w:pPr>
-      <w:r>
-        <w:t>success_flag</w:t>
-      </w:r>
-    </w:p>
-    <w:p>
-      <w:r>
-        <w:rPr>
-          <w:noProof/>
-        </w:rPr>
-        <w:pict w14:anchorId="3971DED0">
-          <v:rect id="_x0000_i1025" alt="" style="width:468pt;height:.05pt;mso-width-percent:0;mso-height-percent:0;mso-width-percent:0;mso-height-percent:0" o:hralign="center" o:hrstd="t" o:hr="t" fillcolor="#a0a0a0" stroked="f"/>
-        </w:pict>
-      </w:r>
-    </w:p>
-    <w:p>
-      <w:pPr>
-        <w:rPr>
-          <w:b/>
-          <w:bCs/>
-        </w:rPr>
-      </w:pPr>
-      <w:r>
-        <w:rPr>
-          <w:b/>
-          <w:bCs/>
-        </w:rPr>
-        <w:lastRenderedPageBreak/>
-        <w:t>Summary</w:t>
-      </w:r>
-    </w:p>
-    <w:p>
-      <w:r>
-        <w:t>The current system is a solid starting point: it successfully routes requests through a coordinated agent architecture and generates mostly correct order confirmations. The main gap exposed by the evaluation data is financial control — the system can execute requests, but it needs stronger budgeting and more consistent response formatting to become production-ready.</w:t>
+          <w:numId w:val="10"/>
+        </w:numPr>
+        <w:rPr>
+          <w:b/>
+          <w:bCs/>
+        </w:rPr>
+      </w:pPr>
+      <w:r>
+        <w:rPr>
+          <w:b/>
+          <w:bCs/>
+        </w:rPr>
+        <w:t>Increase test coverage</w:t>
+      </w:r>
+    </w:p>
+    <w:p>
+      <w:pPr>
+        <w:numPr>
+          <w:ilvl w:val="1"/>
+          <w:numId w:val="10"/>
+        </w:numPr>
+      </w:pPr>
+      <w:r>
+        <w:t>Add explicit test scenarios for each type of constraint failure.</w:t>
+      </w:r>
+    </w:p>
+    <w:p>
+      <w:pPr>
+        <w:numPr>
+          <w:ilvl w:val="1"/>
+          <w:numId w:val="10"/>
+        </w:numPr>
+      </w:pPr>
+      <w:r>
+        <w:t>Validate that the orchestration agent always communicates the reason for failure.</w:t>
+      </w:r>
+    </w:p>
+    <w:p>
+      <w:r>
+        <w:t>This project demonstrates a solid multi-agent foundation with effective constraint protection, and the next step is to tighten response consistency and improve the clarity of failure handling.</w:t>
       </w:r>
     </w:p>
     <w:p/>
     <w:p/>
-    <w:p>
-      <w:r>
-        <w:rPr>
-          <w:b/>
-          <w:bCs/>
-        </w:rPr>
+    <w:p/>
+    <w:p/>
+    <w:p>
+      <w:r>
+        <w:rPr>
+          <w:b/>
+          <w:bCs/>
+        </w:rPr>
+        <w:lastRenderedPageBreak/>
         <w:t>Diagram</w:t>
       </w:r>
     </w:p>
@@ -1148,10 +1197,10 @@
           <w:noProof/>
         </w:rPr>
         <w:drawing>
-          <wp:inline distT="0" distB="0" distL="0" distR="0" wp14:anchorId="0882B8B6" wp14:editId="1CD35B05">
-            <wp:extent cx="5943600" cy="4333875"/>
-            <wp:effectExtent l="0" t="0" r="0" b="0"/>
-            <wp:docPr id="1026892914" name="Picture 1"/>
+          <wp:inline distT="0" distB="0" distL="0" distR="0" wp14:anchorId="58BF3FE1" wp14:editId="0985514F">
+            <wp:extent cx="5943600" cy="5695950"/>
+            <wp:effectExtent l="0" t="0" r="0" b="6350"/>
+            <wp:docPr id="1893837175" name="Picture 1"/>
             <wp:cNvGraphicFramePr>
               <a:graphicFrameLocks xmlns:a="http://schemas.openxmlformats.org/drawingml/2006/main" noChangeAspect="1"/>
             </wp:cNvGraphicFramePr>
@@ -1159,17 +1208,11 @@
               <a:graphicData uri="http://schemas.openxmlformats.org/drawingml/2006/picture">
                 <pic:pic xmlns:pic="http://schemas.openxmlformats.org/drawingml/2006/picture">
                   <pic:nvPicPr>
-                    <pic:cNvPr id="1026892914" name="Picture 1026892914"/>
+                    <pic:cNvPr id="1893837175" name=""/>
                     <pic:cNvPicPr/>
                   </pic:nvPicPr>
                   <pic:blipFill>
-                    <a:blip r:embed="rId5">
-                      <a:extLst>
-                        <a:ext uri="{28A0092B-C50C-407E-A947-70E740481C1C}">
-                          <a14:useLocalDpi xmlns:a14="http://schemas.microsoft.com/office/drawing/2010/main" val="0"/>
-                        </a:ext>
-                      </a:extLst>
-                    </a:blip>
+                    <a:blip r:embed="rId5"/>
                     <a:stretch>
                       <a:fillRect/>
                     </a:stretch>
@@ -1177,7 +1220,7 @@
                   <pic:spPr>
                     <a:xfrm>
                       <a:off x="0" y="0"/>
-                      <a:ext cx="5943600" cy="4333875"/>
+                      <a:ext cx="5943600" cy="5695950"/>
                     </a:xfrm>
                     <a:prstGeom prst="rect">
                       <a:avLst/>
@@ -1203,6 +1246,155 @@
 <file path=word/numbering.xml><?xml version="1.0" encoding="utf-8"?>
 <w:numbering xmlns:wpc="http://schemas.microsoft.com/office/word/2010/wordprocessingCanvas" xmlns:cx="http://schemas.microsoft.com/office/drawing/2014/chartex" xmlns:cx1="http://schemas.microsoft.com/office/drawing/2015/9/8/chartex" xmlns:cx2="http://schemas.microsoft.com/office/drawing/2015/10/21/chartex" xmlns:cx3="http://schemas.microsoft.com/office/drawing/2016/5/9/chartex" xmlns:cx4="http://schemas.microsoft.com/office/drawing/2016/5/10/chartex" xmlns:cx5="http://schemas.microsoft.com/office/drawing/2016/5/11/chartex" xmlns:cx6="http://schemas.microsoft.com/office/drawing/2016/5/12/chartex" xmlns:cx7="http://schemas.microsoft.com/office/drawing/2016/5/13/chartex" xmlns:cx8="http://schemas.microsoft.com/office/drawing/2016/5/14/chartex" xmlns:mc="http://schemas.openxmlformats.org/markup-compatibility/2006" xmlns:aink="http://schemas.microsoft.com/office/drawing/2016/ink" xmlns:am3d="http://schemas.microsoft.com/office/drawing/2017/model3d" xmlns:o="urn:schemas-microsoft-com:office:office" xmlns:oel="http://schemas.microsoft.com/office/2019/extlst" xmlns:r="http://schemas.openxmlformats.org/officeDocument/2006/relationships" xmlns:m="http://schemas.openxmlformats.org/officeDocument/2006/math" xmlns:v="urn:schemas-microsoft-com:vml" xmlns:wp14="http://schemas.microsoft.com/office/word/2010/wordprocessingDrawing" xmlns:wp="http://schemas.openxmlformats.org/drawingml/2006/wordprocessingDrawing" xmlns:w10="urn:schemas-microsoft-com:office:word" xmlns:w="http://schemas.openxmlformats.org/wordprocessingml/2006/main" xmlns:w14="http://schemas.microsoft.com/office/word/2010/wordml" xmlns:w15="http://schemas.microsoft.com/office/word/2012/wordml" xmlns:w16cex="http://schemas.microsoft.com/office/word/2018/wordml/cex" xmlns:w16cid="http://schemas.microsoft.com/office/word/2016/wordml/cid" xmlns:w16="http://schemas.microsoft.com/office/word/2018/wordml" xmlns:w16du="http://schemas.microsoft.com/office/word/2023/wordml/word16du" xmlns:w16sdtdh="http://schemas.microsoft.com/office/word/2020/wordml/sdtdatahash" xmlns:w16sdtfl="http://schemas.microsoft.com/office/word/2024/wordml/sdtformatlock" xmlns:w16se="http://schemas.microsoft.com/office/word/2015/wordml/symex" xmlns:wpg="http://schemas.microsoft.com/office/word/2010/wordprocessingGroup" xmlns:wpi="http://schemas.microsoft.com/office/word/2010/wordprocessingInk" xmlns:wne="http://schemas.microsoft.com/office/word/2006/wordml" xmlns:wps="http://schemas.microsoft.com/office/word/2010/wordprocessingShape" mc:Ignorable="w14 w15 w16se w16cid w16 w16cex w16sdtdh w16sdtfl w16du wp14">
   <w:abstractNum w:abstractNumId="0" w15:restartNumberingAfterBreak="0">
+    <w:nsid w:val="133336EA"/>
+    <w:multiLevelType w:val="multilevel"/>
+    <w:tmpl w:val="F5464958"/>
+    <w:lvl w:ilvl="0">
+      <w:start w:val="1"/>
+      <w:numFmt w:val="bullet"/>
+      <w:lvlText w:val=""/>
+      <w:lvlJc w:val="left"/>
+      <w:pPr>
+        <w:tabs>
+          <w:tab w:val="num" w:pos="720"/>
+        </w:tabs>
+        <w:ind w:left="720" w:hanging="360"/>
+      </w:pPr>
+      <w:rPr>
+        <w:rFonts w:ascii="Symbol" w:hAnsi="Symbol" w:hint="default"/>
+        <w:sz w:val="20"/>
+      </w:rPr>
+    </w:lvl>
+    <w:lvl w:ilvl="1">
+      <w:start w:val="1"/>
+      <w:numFmt w:val="bullet"/>
+      <w:lvlText w:val="o"/>
+      <w:lvlJc w:val="left"/>
+      <w:pPr>
+        <w:tabs>
+          <w:tab w:val="num" w:pos="1440"/>
+        </w:tabs>
+        <w:ind w:left="1440" w:hanging="360"/>
+      </w:pPr>
+      <w:rPr>
+        <w:rFonts w:ascii="Courier New" w:hAnsi="Courier New" w:hint="default"/>
+        <w:sz w:val="20"/>
+      </w:rPr>
+    </w:lvl>
+    <w:lvl w:ilvl="2" w:tentative="1">
+      <w:start w:val="1"/>
+      <w:numFmt w:val="bullet"/>
+      <w:lvlText w:val=""/>
+      <w:lvlJc w:val="left"/>
+      <w:pPr>
+        <w:tabs>
+          <w:tab w:val="num" w:pos="2160"/>
+        </w:tabs>
+        <w:ind w:left="2160" w:hanging="360"/>
+      </w:pPr>
+      <w:rPr>
+        <w:rFonts w:ascii="Wingdings" w:hAnsi="Wingdings" w:hint="default"/>
+        <w:sz w:val="20"/>
+      </w:rPr>
+    </w:lvl>
+    <w:lvl w:ilvl="3" w:tentative="1">
+      <w:start w:val="1"/>
+      <w:numFmt w:val="bullet"/>
+      <w:lvlText w:val=""/>
+      <w:lvlJc w:val="left"/>
+      <w:pPr>
+        <w:tabs>
+          <w:tab w:val="num" w:pos="2880"/>
+        </w:tabs>
+        <w:ind w:left="2880" w:hanging="360"/>
+      </w:pPr>
+      <w:rPr>
+        <w:rFonts w:ascii="Wingdings" w:hAnsi="Wingdings" w:hint="default"/>
+        <w:sz w:val="20"/>
+      </w:rPr>
+    </w:lvl>
+    <w:lvl w:ilvl="4" w:tentative="1">
+      <w:start w:val="1"/>
+      <w:numFmt w:val="bullet"/>
+      <w:lvlText w:val=""/>
+      <w:lvlJc w:val="left"/>
+      <w:pPr>
+        <w:tabs>
+          <w:tab w:val="num" w:pos="3600"/>
+        </w:tabs>
+        <w:ind w:left="3600" w:hanging="360"/>
+      </w:pPr>
+      <w:rPr>
+        <w:rFonts w:ascii="Wingdings" w:hAnsi="Wingdings" w:hint="default"/>
+        <w:sz w:val="20"/>
+      </w:rPr>
+    </w:lvl>
+    <w:lvl w:ilvl="5" w:tentative="1">
+      <w:start w:val="1"/>
+      <w:numFmt w:val="bullet"/>
+      <w:lvlText w:val=""/>
+      <w:lvlJc w:val="left"/>
+      <w:pPr>
+        <w:tabs>
+          <w:tab w:val="num" w:pos="4320"/>
+        </w:tabs>
+        <w:ind w:left="4320" w:hanging="360"/>
+      </w:pPr>
+      <w:rPr>
+        <w:rFonts w:ascii="Wingdings" w:hAnsi="Wingdings" w:hint="default"/>
+        <w:sz w:val="20"/>
+      </w:rPr>
+    </w:lvl>
+    <w:lvl w:ilvl="6" w:tentative="1">
+      <w:start w:val="1"/>
+      <w:numFmt w:val="bullet"/>
+      <w:lvlText w:val=""/>
+      <w:lvlJc w:val="left"/>
+      <w:pPr>
+        <w:tabs>
+          <w:tab w:val="num" w:pos="5040"/>
+        </w:tabs>
+        <w:ind w:left="5040" w:hanging="360"/>
+      </w:pPr>
+      <w:rPr>
+        <w:rFonts w:ascii="Wingdings" w:hAnsi="Wingdings" w:hint="default"/>
+        <w:sz w:val="20"/>
+      </w:rPr>
+    </w:lvl>
+    <w:lvl w:ilvl="7" w:tentative="1">
+      <w:start w:val="1"/>
+      <w:numFmt w:val="bullet"/>
+      <w:lvlText w:val=""/>
+      <w:lvlJc w:val="left"/>
+      <w:pPr>
+        <w:tabs>
+          <w:tab w:val="num" w:pos="5760"/>
+        </w:tabs>
+        <w:ind w:left="5760" w:hanging="360"/>
+      </w:pPr>
+      <w:rPr>
+        <w:rFonts w:ascii="Wingdings" w:hAnsi="Wingdings" w:hint="default"/>
+        <w:sz w:val="20"/>
+      </w:rPr>
+    </w:lvl>
+    <w:lvl w:ilvl="8" w:tentative="1">
+      <w:start w:val="1"/>
+      <w:numFmt w:val="bullet"/>
+      <w:lvlText w:val=""/>
+      <w:lvlJc w:val="left"/>
+      <w:pPr>
+        <w:tabs>
+          <w:tab w:val="num" w:pos="6480"/>
+        </w:tabs>
+        <w:ind w:left="6480" w:hanging="360"/>
+      </w:pPr>
+      <w:rPr>
+        <w:rFonts w:ascii="Wingdings" w:hAnsi="Wingdings" w:hint="default"/>
+        <w:sz w:val="20"/>
+      </w:rPr>
+    </w:lvl>
+  </w:abstractNum>
+  <w:abstractNum w:abstractNumId="1" w15:restartNumberingAfterBreak="0">
     <w:nsid w:val="1EB82A9B"/>
     <w:multiLevelType w:val="multilevel"/>
     <w:tmpl w:val="66FEAD5E"/>
@@ -1351,7 +1543,7 @@
       </w:rPr>
     </w:lvl>
   </w:abstractNum>
-  <w:abstractNum w:abstractNumId="1" w15:restartNumberingAfterBreak="0">
+  <w:abstractNum w:abstractNumId="2" w15:restartNumberingAfterBreak="0">
     <w:nsid w:val="1EFF613A"/>
     <w:multiLevelType w:val="multilevel"/>
     <w:tmpl w:val="68EE02FA"/>
@@ -1472,7 +1664,7 @@
       </w:pPr>
     </w:lvl>
   </w:abstractNum>
-  <w:abstractNum w:abstractNumId="2" w15:restartNumberingAfterBreak="0">
+  <w:abstractNum w:abstractNumId="3" w15:restartNumberingAfterBreak="0">
     <w:nsid w:val="2B842FB3"/>
     <w:multiLevelType w:val="multilevel"/>
     <w:tmpl w:val="64DE0462"/>
@@ -1621,7 +1813,305 @@
       </w:rPr>
     </w:lvl>
   </w:abstractNum>
-  <w:abstractNum w:abstractNumId="3" w15:restartNumberingAfterBreak="0">
+  <w:abstractNum w:abstractNumId="4" w15:restartNumberingAfterBreak="0">
+    <w:nsid w:val="42AD3A11"/>
+    <w:multiLevelType w:val="multilevel"/>
+    <w:tmpl w:val="D690EA28"/>
+    <w:lvl w:ilvl="0">
+      <w:start w:val="1"/>
+      <w:numFmt w:val="bullet"/>
+      <w:lvlText w:val=""/>
+      <w:lvlJc w:val="left"/>
+      <w:pPr>
+        <w:tabs>
+          <w:tab w:val="num" w:pos="720"/>
+        </w:tabs>
+        <w:ind w:left="720" w:hanging="360"/>
+      </w:pPr>
+      <w:rPr>
+        <w:rFonts w:ascii="Symbol" w:hAnsi="Symbol" w:hint="default"/>
+        <w:sz w:val="20"/>
+      </w:rPr>
+    </w:lvl>
+    <w:lvl w:ilvl="1">
+      <w:start w:val="1"/>
+      <w:numFmt w:val="bullet"/>
+      <w:lvlText w:val="o"/>
+      <w:lvlJc w:val="left"/>
+      <w:pPr>
+        <w:tabs>
+          <w:tab w:val="num" w:pos="1440"/>
+        </w:tabs>
+        <w:ind w:left="1440" w:hanging="360"/>
+      </w:pPr>
+      <w:rPr>
+        <w:rFonts w:ascii="Courier New" w:hAnsi="Courier New" w:hint="default"/>
+        <w:sz w:val="20"/>
+      </w:rPr>
+    </w:lvl>
+    <w:lvl w:ilvl="2" w:tentative="1">
+      <w:start w:val="1"/>
+      <w:numFmt w:val="bullet"/>
+      <w:lvlText w:val=""/>
+      <w:lvlJc w:val="left"/>
+      <w:pPr>
+        <w:tabs>
+          <w:tab w:val="num" w:pos="2160"/>
+        </w:tabs>
+        <w:ind w:left="2160" w:hanging="360"/>
+      </w:pPr>
+      <w:rPr>
+        <w:rFonts w:ascii="Wingdings" w:hAnsi="Wingdings" w:hint="default"/>
+        <w:sz w:val="20"/>
+      </w:rPr>
+    </w:lvl>
+    <w:lvl w:ilvl="3" w:tentative="1">
+      <w:start w:val="1"/>
+      <w:numFmt w:val="bullet"/>
+      <w:lvlText w:val=""/>
+      <w:lvlJc w:val="left"/>
+      <w:pPr>
+        <w:tabs>
+          <w:tab w:val="num" w:pos="2880"/>
+        </w:tabs>
+        <w:ind w:left="2880" w:hanging="360"/>
+      </w:pPr>
+      <w:rPr>
+        <w:rFonts w:ascii="Wingdings" w:hAnsi="Wingdings" w:hint="default"/>
+        <w:sz w:val="20"/>
+      </w:rPr>
+    </w:lvl>
+    <w:lvl w:ilvl="4" w:tentative="1">
+      <w:start w:val="1"/>
+      <w:numFmt w:val="bullet"/>
+      <w:lvlText w:val=""/>
+      <w:lvlJc w:val="left"/>
+      <w:pPr>
+        <w:tabs>
+          <w:tab w:val="num" w:pos="3600"/>
+        </w:tabs>
+        <w:ind w:left="3600" w:hanging="360"/>
+      </w:pPr>
+      <w:rPr>
+        <w:rFonts w:ascii="Wingdings" w:hAnsi="Wingdings" w:hint="default"/>
+        <w:sz w:val="20"/>
+      </w:rPr>
+    </w:lvl>
+    <w:lvl w:ilvl="5" w:tentative="1">
+      <w:start w:val="1"/>
+      <w:numFmt w:val="bullet"/>
+      <w:lvlText w:val=""/>
+      <w:lvlJc w:val="left"/>
+      <w:pPr>
+        <w:tabs>
+          <w:tab w:val="num" w:pos="4320"/>
+        </w:tabs>
+        <w:ind w:left="4320" w:hanging="360"/>
+      </w:pPr>
+      <w:rPr>
+        <w:rFonts w:ascii="Wingdings" w:hAnsi="Wingdings" w:hint="default"/>
+        <w:sz w:val="20"/>
+      </w:rPr>
+    </w:lvl>
+    <w:lvl w:ilvl="6" w:tentative="1">
+      <w:start w:val="1"/>
+      <w:numFmt w:val="bullet"/>
+      <w:lvlText w:val=""/>
+      <w:lvlJc w:val="left"/>
+      <w:pPr>
+        <w:tabs>
+          <w:tab w:val="num" w:pos="5040"/>
+        </w:tabs>
+        <w:ind w:left="5040" w:hanging="360"/>
+      </w:pPr>
+      <w:rPr>
+        <w:rFonts w:ascii="Wingdings" w:hAnsi="Wingdings" w:hint="default"/>
+        <w:sz w:val="20"/>
+      </w:rPr>
+    </w:lvl>
+    <w:lvl w:ilvl="7" w:tentative="1">
+      <w:start w:val="1"/>
+      <w:numFmt w:val="bullet"/>
+      <w:lvlText w:val=""/>
+      <w:lvlJc w:val="left"/>
+      <w:pPr>
+        <w:tabs>
+          <w:tab w:val="num" w:pos="5760"/>
+        </w:tabs>
+        <w:ind w:left="5760" w:hanging="360"/>
+      </w:pPr>
+      <w:rPr>
+        <w:rFonts w:ascii="Wingdings" w:hAnsi="Wingdings" w:hint="default"/>
+        <w:sz w:val="20"/>
+      </w:rPr>
+    </w:lvl>
+    <w:lvl w:ilvl="8" w:tentative="1">
+      <w:start w:val="1"/>
+      <w:numFmt w:val="bullet"/>
+      <w:lvlText w:val=""/>
+      <w:lvlJc w:val="left"/>
+      <w:pPr>
+        <w:tabs>
+          <w:tab w:val="num" w:pos="6480"/>
+        </w:tabs>
+        <w:ind w:left="6480" w:hanging="360"/>
+      </w:pPr>
+      <w:rPr>
+        <w:rFonts w:ascii="Wingdings" w:hAnsi="Wingdings" w:hint="default"/>
+        <w:sz w:val="20"/>
+      </w:rPr>
+    </w:lvl>
+  </w:abstractNum>
+  <w:abstractNum w:abstractNumId="5" w15:restartNumberingAfterBreak="0">
+    <w:nsid w:val="51FB5C12"/>
+    <w:multiLevelType w:val="multilevel"/>
+    <w:tmpl w:val="BAACF6B4"/>
+    <w:lvl w:ilvl="0">
+      <w:start w:val="1"/>
+      <w:numFmt w:val="bullet"/>
+      <w:lvlText w:val=""/>
+      <w:lvlJc w:val="left"/>
+      <w:pPr>
+        <w:tabs>
+          <w:tab w:val="num" w:pos="720"/>
+        </w:tabs>
+        <w:ind w:left="720" w:hanging="360"/>
+      </w:pPr>
+      <w:rPr>
+        <w:rFonts w:ascii="Symbol" w:hAnsi="Symbol" w:hint="default"/>
+        <w:sz w:val="20"/>
+      </w:rPr>
+    </w:lvl>
+    <w:lvl w:ilvl="1">
+      <w:start w:val="1"/>
+      <w:numFmt w:val="bullet"/>
+      <w:lvlText w:val="o"/>
+      <w:lvlJc w:val="left"/>
+      <w:pPr>
+        <w:tabs>
+          <w:tab w:val="num" w:pos="1440"/>
+        </w:tabs>
+        <w:ind w:left="1440" w:hanging="360"/>
+      </w:pPr>
+      <w:rPr>
+        <w:rFonts w:ascii="Courier New" w:hAnsi="Courier New" w:hint="default"/>
+        <w:sz w:val="20"/>
+      </w:rPr>
+    </w:lvl>
+    <w:lvl w:ilvl="2" w:tentative="1">
+      <w:start w:val="1"/>
+      <w:numFmt w:val="bullet"/>
+      <w:lvlText w:val=""/>
+      <w:lvlJc w:val="left"/>
+      <w:pPr>
+        <w:tabs>
+          <w:tab w:val="num" w:pos="2160"/>
+        </w:tabs>
+        <w:ind w:left="2160" w:hanging="360"/>
+      </w:pPr>
+      <w:rPr>
+        <w:rFonts w:ascii="Wingdings" w:hAnsi="Wingdings" w:hint="default"/>
+        <w:sz w:val="20"/>
+      </w:rPr>
+    </w:lvl>
+    <w:lvl w:ilvl="3" w:tentative="1">
+      <w:start w:val="1"/>
+      <w:numFmt w:val="bullet"/>
+      <w:lvlText w:val=""/>
+      <w:lvlJc w:val="left"/>
+      <w:pPr>
+        <w:tabs>
+          <w:tab w:val="num" w:pos="2880"/>
+        </w:tabs>
+        <w:ind w:left="2880" w:hanging="360"/>
+      </w:pPr>
+      <w:rPr>
+        <w:rFonts w:ascii="Wingdings" w:hAnsi="Wingdings" w:hint="default"/>
+        <w:sz w:val="20"/>
+      </w:rPr>
+    </w:lvl>
+    <w:lvl w:ilvl="4" w:tentative="1">
+      <w:start w:val="1"/>
+      <w:numFmt w:val="bullet"/>
+      <w:lvlText w:val=""/>
+      <w:lvlJc w:val="left"/>
+      <w:pPr>
+        <w:tabs>
+          <w:tab w:val="num" w:pos="3600"/>
+        </w:tabs>
+        <w:ind w:left="3600" w:hanging="360"/>
+      </w:pPr>
+      <w:rPr>
+        <w:rFonts w:ascii="Wingdings" w:hAnsi="Wingdings" w:hint="default"/>
+        <w:sz w:val="20"/>
+      </w:rPr>
+    </w:lvl>
+    <w:lvl w:ilvl="5" w:tentative="1">
+      <w:start w:val="1"/>
+      <w:numFmt w:val="bullet"/>
+      <w:lvlText w:val=""/>
+      <w:lvlJc w:val="left"/>
+      <w:pPr>
+        <w:tabs>
+          <w:tab w:val="num" w:pos="4320"/>
+        </w:tabs>
+        <w:ind w:left="4320" w:hanging="360"/>
+      </w:pPr>
+      <w:rPr>
+        <w:rFonts w:ascii="Wingdings" w:hAnsi="Wingdings" w:hint="default"/>
+        <w:sz w:val="20"/>
+      </w:rPr>
+    </w:lvl>
+    <w:lvl w:ilvl="6" w:tentative="1">
+      <w:start w:val="1"/>
+      <w:numFmt w:val="bullet"/>
+      <w:lvlText w:val=""/>
+      <w:lvlJc w:val="left"/>
+      <w:pPr>
+        <w:tabs>
+          <w:tab w:val="num" w:pos="5040"/>
+        </w:tabs>
+        <w:ind w:left="5040" w:hanging="360"/>
+      </w:pPr>
+      <w:rPr>
+        <w:rFonts w:ascii="Wingdings" w:hAnsi="Wingdings" w:hint="default"/>
+        <w:sz w:val="20"/>
+      </w:rPr>
+    </w:lvl>
+    <w:lvl w:ilvl="7" w:tentative="1">
+      <w:start w:val="1"/>
+      <w:numFmt w:val="bullet"/>
+      <w:lvlText w:val=""/>
+      <w:lvlJc w:val="left"/>
+      <w:pPr>
+        <w:tabs>
+          <w:tab w:val="num" w:pos="5760"/>
+        </w:tabs>
+        <w:ind w:left="5760" w:hanging="360"/>
+      </w:pPr>
+      <w:rPr>
+        <w:rFonts w:ascii="Wingdings" w:hAnsi="Wingdings" w:hint="default"/>
+        <w:sz w:val="20"/>
+      </w:rPr>
+    </w:lvl>
+    <w:lvl w:ilvl="8" w:tentative="1">
+      <w:start w:val="1"/>
+      <w:numFmt w:val="bullet"/>
+      <w:lvlText w:val=""/>
+      <w:lvlJc w:val="left"/>
+      <w:pPr>
+        <w:tabs>
+          <w:tab w:val="num" w:pos="6480"/>
+        </w:tabs>
+        <w:ind w:left="6480" w:hanging="360"/>
+      </w:pPr>
+      <w:rPr>
+        <w:rFonts w:ascii="Wingdings" w:hAnsi="Wingdings" w:hint="default"/>
+        <w:sz w:val="20"/>
+      </w:rPr>
+    </w:lvl>
+  </w:abstractNum>
+  <w:abstractNum w:abstractNumId="6" w15:restartNumberingAfterBreak="0">
     <w:nsid w:val="651B0F37"/>
     <w:multiLevelType w:val="multilevel"/>
     <w:tmpl w:val="CB58ABAA"/>
@@ -1770,7 +2260,156 @@
       </w:rPr>
     </w:lvl>
   </w:abstractNum>
-  <w:abstractNum w:abstractNumId="4" w15:restartNumberingAfterBreak="0">
+  <w:abstractNum w:abstractNumId="7" w15:restartNumberingAfterBreak="0">
+    <w:nsid w:val="6543184F"/>
+    <w:multiLevelType w:val="multilevel"/>
+    <w:tmpl w:val="A7BAF43A"/>
+    <w:lvl w:ilvl="0">
+      <w:start w:val="1"/>
+      <w:numFmt w:val="bullet"/>
+      <w:lvlText w:val=""/>
+      <w:lvlJc w:val="left"/>
+      <w:pPr>
+        <w:tabs>
+          <w:tab w:val="num" w:pos="720"/>
+        </w:tabs>
+        <w:ind w:left="720" w:hanging="360"/>
+      </w:pPr>
+      <w:rPr>
+        <w:rFonts w:ascii="Symbol" w:hAnsi="Symbol" w:hint="default"/>
+        <w:sz w:val="20"/>
+      </w:rPr>
+    </w:lvl>
+    <w:lvl w:ilvl="1">
+      <w:start w:val="1"/>
+      <w:numFmt w:val="bullet"/>
+      <w:lvlText w:val="o"/>
+      <w:lvlJc w:val="left"/>
+      <w:pPr>
+        <w:tabs>
+          <w:tab w:val="num" w:pos="1440"/>
+        </w:tabs>
+        <w:ind w:left="1440" w:hanging="360"/>
+      </w:pPr>
+      <w:rPr>
+        <w:rFonts w:ascii="Courier New" w:hAnsi="Courier New" w:hint="default"/>
+        <w:sz w:val="20"/>
+      </w:rPr>
+    </w:lvl>
+    <w:lvl w:ilvl="2" w:tentative="1">
+      <w:start w:val="1"/>
+      <w:numFmt w:val="bullet"/>
+      <w:lvlText w:val=""/>
+      <w:lvlJc w:val="left"/>
+      <w:pPr>
+        <w:tabs>
+          <w:tab w:val="num" w:pos="2160"/>
+        </w:tabs>
+        <w:ind w:left="2160" w:hanging="360"/>
+      </w:pPr>
+      <w:rPr>
+        <w:rFonts w:ascii="Wingdings" w:hAnsi="Wingdings" w:hint="default"/>
+        <w:sz w:val="20"/>
+      </w:rPr>
+    </w:lvl>
+    <w:lvl w:ilvl="3" w:tentative="1">
+      <w:start w:val="1"/>
+      <w:numFmt w:val="bullet"/>
+      <w:lvlText w:val=""/>
+      <w:lvlJc w:val="left"/>
+      <w:pPr>
+        <w:tabs>
+          <w:tab w:val="num" w:pos="2880"/>
+        </w:tabs>
+        <w:ind w:left="2880" w:hanging="360"/>
+      </w:pPr>
+      <w:rPr>
+        <w:rFonts w:ascii="Wingdings" w:hAnsi="Wingdings" w:hint="default"/>
+        <w:sz w:val="20"/>
+      </w:rPr>
+    </w:lvl>
+    <w:lvl w:ilvl="4" w:tentative="1">
+      <w:start w:val="1"/>
+      <w:numFmt w:val="bullet"/>
+      <w:lvlText w:val=""/>
+      <w:lvlJc w:val="left"/>
+      <w:pPr>
+        <w:tabs>
+          <w:tab w:val="num" w:pos="3600"/>
+        </w:tabs>
+        <w:ind w:left="3600" w:hanging="360"/>
+      </w:pPr>
+      <w:rPr>
+        <w:rFonts w:ascii="Wingdings" w:hAnsi="Wingdings" w:hint="default"/>
+        <w:sz w:val="20"/>
+      </w:rPr>
+    </w:lvl>
+    <w:lvl w:ilvl="5" w:tentative="1">
+      <w:start w:val="1"/>
+      <w:numFmt w:val="bullet"/>
+      <w:lvlText w:val=""/>
+      <w:lvlJc w:val="left"/>
+      <w:pPr>
+        <w:tabs>
+          <w:tab w:val="num" w:pos="4320"/>
+        </w:tabs>
+        <w:ind w:left="4320" w:hanging="360"/>
+      </w:pPr>
+      <w:rPr>
+        <w:rFonts w:ascii="Wingdings" w:hAnsi="Wingdings" w:hint="default"/>
+        <w:sz w:val="20"/>
+      </w:rPr>
+    </w:lvl>
+    <w:lvl w:ilvl="6" w:tentative="1">
+      <w:start w:val="1"/>
+      <w:numFmt w:val="bullet"/>
+      <w:lvlText w:val=""/>
+      <w:lvlJc w:val="left"/>
+      <w:pPr>
+        <w:tabs>
+          <w:tab w:val="num" w:pos="5040"/>
+        </w:tabs>
+        <w:ind w:left="5040" w:hanging="360"/>
+      </w:pPr>
+      <w:rPr>
+        <w:rFonts w:ascii="Wingdings" w:hAnsi="Wingdings" w:hint="default"/>
+        <w:sz w:val="20"/>
+      </w:rPr>
+    </w:lvl>
+    <w:lvl w:ilvl="7" w:tentative="1">
+      <w:start w:val="1"/>
+      <w:numFmt w:val="bullet"/>
+      <w:lvlText w:val=""/>
+      <w:lvlJc w:val="left"/>
+      <w:pPr>
+        <w:tabs>
+          <w:tab w:val="num" w:pos="5760"/>
+        </w:tabs>
+        <w:ind w:left="5760" w:hanging="360"/>
+      </w:pPr>
+      <w:rPr>
+        <w:rFonts w:ascii="Wingdings" w:hAnsi="Wingdings" w:hint="default"/>
+        <w:sz w:val="20"/>
+      </w:rPr>
+    </w:lvl>
+    <w:lvl w:ilvl="8" w:tentative="1">
+      <w:start w:val="1"/>
+      <w:numFmt w:val="bullet"/>
+      <w:lvlText w:val=""/>
+      <w:lvlJc w:val="left"/>
+      <w:pPr>
+        <w:tabs>
+          <w:tab w:val="num" w:pos="6480"/>
+        </w:tabs>
+        <w:ind w:left="6480" w:hanging="360"/>
+      </w:pPr>
+      <w:rPr>
+        <w:rFonts w:ascii="Wingdings" w:hAnsi="Wingdings" w:hint="default"/>
+        <w:sz w:val="20"/>
+      </w:rPr>
+    </w:lvl>
+  </w:abstractNum>
+  <w:abstractNum w:abstractNumId="8" w15:restartNumberingAfterBreak="0">
     <w:nsid w:val="66604170"/>
     <w:multiLevelType w:val="multilevel"/>
     <w:tmpl w:val="28F0FD6A"/>
@@ -1919,20 +2558,184 @@
       </w:rPr>
     </w:lvl>
   </w:abstractNum>
+  <w:abstractNum w:abstractNumId="9" w15:restartNumberingAfterBreak="0">
+    <w:nsid w:val="78A93AA3"/>
+    <w:multiLevelType w:val="multilevel"/>
+    <w:tmpl w:val="60924B72"/>
+    <w:lvl w:ilvl="0">
+      <w:start w:val="1"/>
+      <w:numFmt w:val="bullet"/>
+      <w:lvlText w:val=""/>
+      <w:lvlJc w:val="left"/>
+      <w:pPr>
+        <w:tabs>
+          <w:tab w:val="num" w:pos="720"/>
+        </w:tabs>
+        <w:ind w:left="720" w:hanging="360"/>
+      </w:pPr>
+      <w:rPr>
+        <w:rFonts w:ascii="Symbol" w:hAnsi="Symbol" w:hint="default"/>
+        <w:sz w:val="20"/>
+      </w:rPr>
+    </w:lvl>
+    <w:lvl w:ilvl="1">
+      <w:start w:val="1"/>
+      <w:numFmt w:val="bullet"/>
+      <w:lvlText w:val="o"/>
+      <w:lvlJc w:val="left"/>
+      <w:pPr>
+        <w:tabs>
+          <w:tab w:val="num" w:pos="1440"/>
+        </w:tabs>
+        <w:ind w:left="1440" w:hanging="360"/>
+      </w:pPr>
+      <w:rPr>
+        <w:rFonts w:ascii="Courier New" w:hAnsi="Courier New" w:hint="default"/>
+        <w:sz w:val="20"/>
+      </w:rPr>
+    </w:lvl>
+    <w:lvl w:ilvl="2" w:tentative="1">
+      <w:start w:val="1"/>
+      <w:numFmt w:val="bullet"/>
+      <w:lvlText w:val=""/>
+      <w:lvlJc w:val="left"/>
+      <w:pPr>
+        <w:tabs>
+          <w:tab w:val="num" w:pos="2160"/>
+        </w:tabs>
+        <w:ind w:left="2160" w:hanging="360"/>
+      </w:pPr>
+      <w:rPr>
+        <w:rFonts w:ascii="Wingdings" w:hAnsi="Wingdings" w:hint="default"/>
+        <w:sz w:val="20"/>
+      </w:rPr>
+    </w:lvl>
+    <w:lvl w:ilvl="3" w:tentative="1">
+      <w:start w:val="1"/>
+      <w:numFmt w:val="bullet"/>
+      <w:lvlText w:val=""/>
+      <w:lvlJc w:val="left"/>
+      <w:pPr>
+        <w:tabs>
+          <w:tab w:val="num" w:pos="2880"/>
+        </w:tabs>
+        <w:ind w:left="2880" w:hanging="360"/>
+      </w:pPr>
+      <w:rPr>
+        <w:rFonts w:ascii="Wingdings" w:hAnsi="Wingdings" w:hint="default"/>
+        <w:sz w:val="20"/>
+      </w:rPr>
+    </w:lvl>
+    <w:lvl w:ilvl="4" w:tentative="1">
+      <w:start w:val="1"/>
+      <w:numFmt w:val="bullet"/>
+      <w:lvlText w:val=""/>
+      <w:lvlJc w:val="left"/>
+      <w:pPr>
+        <w:tabs>
+          <w:tab w:val="num" w:pos="3600"/>
+        </w:tabs>
+        <w:ind w:left="3600" w:hanging="360"/>
+      </w:pPr>
+      <w:rPr>
+        <w:rFonts w:ascii="Wingdings" w:hAnsi="Wingdings" w:hint="default"/>
+        <w:sz w:val="20"/>
+      </w:rPr>
+    </w:lvl>
+    <w:lvl w:ilvl="5" w:tentative="1">
+      <w:start w:val="1"/>
+      <w:numFmt w:val="bullet"/>
+      <w:lvlText w:val=""/>
+      <w:lvlJc w:val="left"/>
+      <w:pPr>
+        <w:tabs>
+          <w:tab w:val="num" w:pos="4320"/>
+        </w:tabs>
+        <w:ind w:left="4320" w:hanging="360"/>
+      </w:pPr>
+      <w:rPr>
+        <w:rFonts w:ascii="Wingdings" w:hAnsi="Wingdings" w:hint="default"/>
+        <w:sz w:val="20"/>
+      </w:rPr>
+    </w:lvl>
+    <w:lvl w:ilvl="6" w:tentative="1">
+      <w:start w:val="1"/>
+      <w:numFmt w:val="bullet"/>
+      <w:lvlText w:val=""/>
+      <w:lvlJc w:val="left"/>
+      <w:pPr>
+        <w:tabs>
+          <w:tab w:val="num" w:pos="5040"/>
+        </w:tabs>
+        <w:ind w:left="5040" w:hanging="360"/>
+      </w:pPr>
+      <w:rPr>
+        <w:rFonts w:ascii="Wingdings" w:hAnsi="Wingdings" w:hint="default"/>
+        <w:sz w:val="20"/>
+      </w:rPr>
+    </w:lvl>
+    <w:lvl w:ilvl="7" w:tentative="1">
+      <w:start w:val="1"/>
+      <w:numFmt w:val="bullet"/>
+      <w:lvlText w:val=""/>
+      <w:lvlJc w:val="left"/>
+      <w:pPr>
+        <w:tabs>
+          <w:tab w:val="num" w:pos="5760"/>
+        </w:tabs>
+        <w:ind w:left="5760" w:hanging="360"/>
+      </w:pPr>
+      <w:rPr>
+        <w:rFonts w:ascii="Wingdings" w:hAnsi="Wingdings" w:hint="default"/>
+        <w:sz w:val="20"/>
+      </w:rPr>
+    </w:lvl>
+    <w:lvl w:ilvl="8" w:tentative="1">
+      <w:start w:val="1"/>
+      <w:numFmt w:val="bullet"/>
+      <w:lvlText w:val=""/>
+      <w:lvlJc w:val="left"/>
+      <w:pPr>
+        <w:tabs>
+          <w:tab w:val="num" w:pos="6480"/>
+        </w:tabs>
+        <w:ind w:left="6480" w:hanging="360"/>
+      </w:pPr>
+      <w:rPr>
+        <w:rFonts w:ascii="Wingdings" w:hAnsi="Wingdings" w:hint="default"/>
+        <w:sz w:val="20"/>
+      </w:rPr>
+    </w:lvl>
+  </w:abstractNum>
   <w:num w:numId="1" w16cid:durableId="1368875312">
+    <w:abstractNumId w:val="1"/>
+  </w:num>
+  <w:num w:numId="2" w16cid:durableId="804279757">
+    <w:abstractNumId w:val="3"/>
+  </w:num>
+  <w:num w:numId="3" w16cid:durableId="650788686">
+    <w:abstractNumId w:val="6"/>
+  </w:num>
+  <w:num w:numId="4" w16cid:durableId="1131938983">
+    <w:abstractNumId w:val="8"/>
+  </w:num>
+  <w:num w:numId="5" w16cid:durableId="1062825141">
+    <w:abstractNumId w:val="2"/>
+  </w:num>
+  <w:num w:numId="6" w16cid:durableId="170336456">
     <w:abstractNumId w:val="0"/>
   </w:num>
-  <w:num w:numId="2" w16cid:durableId="804279757">
-    <w:abstractNumId w:val="2"/>
+  <w:num w:numId="7" w16cid:durableId="125398485">
+    <w:abstractNumId w:val="5"/>
   </w:num>
-  <w:num w:numId="3" w16cid:durableId="650788686">
-    <w:abstractNumId w:val="3"/>
-  </w:num>
-  <w:num w:numId="4" w16cid:durableId="1131938983">
+  <w:num w:numId="8" w16cid:durableId="1188719846">
     <w:abstractNumId w:val="4"/>
   </w:num>
-  <w:num w:numId="5" w16cid:durableId="1062825141">
-    <w:abstractNumId w:val="1"/>
+  <w:num w:numId="9" w16cid:durableId="1986086862">
+    <w:abstractNumId w:val="9"/>
+  </w:num>
+  <w:num w:numId="10" w16cid:durableId="144590994">
+    <w:abstractNumId w:val="7"/>
   </w:num>
 </w:numbering>
 </file>
